--- a/data/outputs/v2/Maths/SS3.4_Linear_Motion/Mathematics_Linear_Motion_FinalExplanation_TeacherKey.docx
+++ b/data/outputs/v2/Maths/SS3.4_Linear_Motion/Mathematics_Linear_Motion_FinalExplanation_TeacherKey.docx
@@ -1826,7 +1826,7 @@
         </w:rPr>
         <w:t xml:space="preserve">© 2026 SeaVuria and ARES. This work is licensed under a </w:t>
       </w:r>
-      <w:hyperlink w:history="1" r:id="rId9yxhicbqt4ra0ukho-efy">
+      <w:hyperlink w:history="1" r:id="rIdn7wjnrkh79flfffopdf1w">
         <w:r>
           <w:rPr>
             <w:rFonts w:ascii="Arial" w:cs="Arial" w:eastAsia="Arial" w:hAnsi="Arial"/>
@@ -1846,7 +1846,7 @@
         </w:rPr>
         <w:t xml:space="preserve"> (</w:t>
       </w:r>
-      <w:hyperlink w:history="1" r:id="rIdbz1unott-p_tc9fy-zejy">
+      <w:hyperlink w:history="1" r:id="rIdbisa177ze3cr5cbfvyfi6">
         <w:r>
           <w:rPr>
             <w:rFonts w:ascii="Arial" w:cs="Arial" w:eastAsia="Arial" w:hAnsi="Arial"/>
@@ -1866,7 +1866,7 @@
         </w:rPr>
         <w:t xml:space="preserve">). To view a copy of this license, visit </w:t>
       </w:r>
-      <w:hyperlink w:history="1" r:id="rIdg4uf0uuopv2lgqasw9gjq">
+      <w:hyperlink w:history="1" r:id="rIdnlbmsh4cl3xxfn0pfhvde">
         <w:r>
           <w:rPr>
             <w:rFonts w:ascii="Arial" w:cs="Arial" w:eastAsia="Arial" w:hAnsi="Arial"/>

--- a/data/outputs/v2/Maths/SS3.4_Linear_Motion/Mathematics_Linear_Motion_FinalExplanation_TeacherKey.docx
+++ b/data/outputs/v2/Maths/SS3.4_Linear_Motion/Mathematics_Linear_Motion_FinalExplanation_TeacherKey.docx
@@ -1826,7 +1826,7 @@
         </w:rPr>
         <w:t xml:space="preserve">© 2026 SeaVuria and ARES. This work is licensed under a </w:t>
       </w:r>
-      <w:hyperlink w:history="1" r:id="rIdn7wjnrkh79flfffopdf1w">
+      <w:hyperlink w:history="1" r:id="rIdn0rfnootdzbb2fx2vz8yf">
         <w:r>
           <w:rPr>
             <w:rFonts w:ascii="Arial" w:cs="Arial" w:eastAsia="Arial" w:hAnsi="Arial"/>
@@ -1846,7 +1846,7 @@
         </w:rPr>
         <w:t xml:space="preserve"> (</w:t>
       </w:r>
-      <w:hyperlink w:history="1" r:id="rIdbisa177ze3cr5cbfvyfi6">
+      <w:hyperlink w:history="1" r:id="rIdesrhaovjlh8fyzl894xck">
         <w:r>
           <w:rPr>
             <w:rFonts w:ascii="Arial" w:cs="Arial" w:eastAsia="Arial" w:hAnsi="Arial"/>
@@ -1866,7 +1866,7 @@
         </w:rPr>
         <w:t xml:space="preserve">). To view a copy of this license, visit </w:t>
       </w:r>
-      <w:hyperlink w:history="1" r:id="rIdnlbmsh4cl3xxfn0pfhvde">
+      <w:hyperlink w:history="1" r:id="rId_4twz-lf_7o7zkwqj2pb_">
         <w:r>
           <w:rPr>
             <w:rFonts w:ascii="Arial" w:cs="Arial" w:eastAsia="Arial" w:hAnsi="Arial"/>

--- a/data/outputs/v2/Maths/SS3.4_Linear_Motion/Mathematics_Linear_Motion_FinalExplanation_TeacherKey.docx
+++ b/data/outputs/v2/Maths/SS3.4_Linear_Motion/Mathematics_Linear_Motion_FinalExplanation_TeacherKey.docx
@@ -1826,7 +1826,7 @@
         </w:rPr>
         <w:t xml:space="preserve">© 2026 SeaVuria and ARES. This work is licensed under a </w:t>
       </w:r>
-      <w:hyperlink w:history="1" r:id="rIdn0rfnootdzbb2fx2vz8yf">
+      <w:hyperlink w:history="1" r:id="rIddnndsns2l-x65cpb37dw_">
         <w:r>
           <w:rPr>
             <w:rFonts w:ascii="Arial" w:cs="Arial" w:eastAsia="Arial" w:hAnsi="Arial"/>
@@ -1846,7 +1846,7 @@
         </w:rPr>
         <w:t xml:space="preserve"> (</w:t>
       </w:r>
-      <w:hyperlink w:history="1" r:id="rIdesrhaovjlh8fyzl894xck">
+      <w:hyperlink w:history="1" r:id="rIdnsa5cbex0an8yjgajxymw">
         <w:r>
           <w:rPr>
             <w:rFonts w:ascii="Arial" w:cs="Arial" w:eastAsia="Arial" w:hAnsi="Arial"/>
@@ -1866,7 +1866,7 @@
         </w:rPr>
         <w:t xml:space="preserve">). To view a copy of this license, visit </w:t>
       </w:r>
-      <w:hyperlink w:history="1" r:id="rId_4twz-lf_7o7zkwqj2pb_">
+      <w:hyperlink w:history="1" r:id="rIdkm_bz4iwha4nxuba_lcnj">
         <w:r>
           <w:rPr>
             <w:rFonts w:ascii="Arial" w:cs="Arial" w:eastAsia="Arial" w:hAnsi="Arial"/>

--- a/data/outputs/v2/Maths/SS3.4_Linear_Motion/Mathematics_Linear_Motion_FinalExplanation_TeacherKey.docx
+++ b/data/outputs/v2/Maths/SS3.4_Linear_Motion/Mathematics_Linear_Motion_FinalExplanation_TeacherKey.docx
@@ -95,7 +95,7 @@
                 <w:sz w:val="22"/>
                 <w:szCs w:val="22"/>
               </w:rPr>
-              <w:t xml:space="preserve">FINAL EXPLANATION: MATHEMATICS GRADE 10 – SUB-STRAND 3.4 LINEAR MOTION: FINAL EXPLANATION</w:t>
+              <w:t xml:space="preserve">FINAL EXPLANATION: MATHEMATICS GRADE 10 - SUB-STRAND 3.4 LINEAR MOTION</w:t>
             </w:r>
           </w:p>
         </w:tc>
@@ -224,7 +224,235 @@
                 <w:sz w:val="18"/>
                 <w:szCs w:val="18"/>
               </w:rPr>
-              <w:t xml:space="preserve">This is your Final Explanation for the unit. Driving question: How can mathematics help us fully describe, graph, and predict the motion of objects moving in a straight line, and why does direction always matter? Answer every section in the space under the prompt. Use full sentences, show every step of any calculation, and include units. Refer back to the Timer Race Puzzle, the Driving Question Board and your cumulative motion model from Lessons 1 to 10 where you can. Sketch graphs neatly and label both axes. You may use the formulae v = s/t and a = (v − u)/t, and what you learned about graphs.</w:t>
+              <w:t xml:space="preserve">Final Explanation: Overtaking on the Naivasha Highway. Driving question: How can we use distance, time, speed, velocity and graphs to describe and predict how one car overtakes another on a Kenyan road? Remember the clip near Naivasha: Wanjiru in the white Subaru (overtaking car B) passes Mr Kamau's blue Toyota Axio (overtaken car A) while Mr Otieno's lorry (oncoming lorry L) approaches from Nakuru. Take the direction towards Nakuru as positive. Answer every section in the space below each prompt. Show your working, write units with every answer, and use evidence from your graphs, your split-time table and your Driving Question Board. Use the words 'overtaking car B', 'overtaken car A' and 'oncoming lorry L', and always say whose viewpoint you are using when you talk about relative speed. Use the table below in Sections 2 to 4.</w:t>
+            </w:r>
+          </w:p>
+          <w:p>
+            <w:pPr>
+              <w:spacing w:after="40" w:before="0"/>
+              <w:jc w:val="left"/>
+            </w:pPr>
+            <w:r>
+              <w:rPr>
+                <w:rFonts w:ascii="Arial" w:cs="Arial" w:eastAsia="Arial" w:hAnsi="Arial"/>
+                <w:b w:val="false"/>
+                <w:bCs w:val="false"/>
+                <w:i w:val="false"/>
+                <w:iCs w:val="false"/>
+                <w:color w:val="000000"/>
+                <w:sz w:val="18"/>
+                <w:szCs w:val="18"/>
+              </w:rPr>
+              <w:t xml:space="preserve"/>
+            </w:r>
+          </w:p>
+          <w:p>
+            <w:pPr>
+              <w:spacing w:after="40" w:before="0"/>
+              <w:jc w:val="left"/>
+            </w:pPr>
+            <w:r>
+              <w:rPr>
+                <w:rFonts w:ascii="Arial" w:cs="Arial" w:eastAsia="Arial" w:hAnsi="Arial"/>
+                <w:b w:val="false"/>
+                <w:bCs w:val="false"/>
+                <w:i w:val="false"/>
+                <w:iCs w:val="false"/>
+                <w:color w:val="000000"/>
+                <w:sz w:val="18"/>
+                <w:szCs w:val="18"/>
+              </w:rPr>
+              <w:t xml:space="preserve">| t (s) | v of B (m/s) | B distance (m) | A distance (m) |</w:t>
+            </w:r>
+          </w:p>
+          <w:p>
+            <w:pPr>
+              <w:spacing w:after="40" w:before="0"/>
+              <w:jc w:val="left"/>
+            </w:pPr>
+            <w:r>
+              <w:rPr>
+                <w:rFonts w:ascii="Arial" w:cs="Arial" w:eastAsia="Arial" w:hAnsi="Arial"/>
+                <w:b w:val="false"/>
+                <w:bCs w:val="false"/>
+                <w:i w:val="false"/>
+                <w:iCs w:val="false"/>
+                <w:color w:val="000000"/>
+                <w:sz w:val="18"/>
+                <w:szCs w:val="18"/>
+              </w:rPr>
+              <w:t xml:space="preserve">| --- | --- | --- | --- |</w:t>
+            </w:r>
+          </w:p>
+          <w:p>
+            <w:pPr>
+              <w:spacing w:after="40" w:before="0"/>
+              <w:jc w:val="left"/>
+            </w:pPr>
+            <w:r>
+              <w:rPr>
+                <w:rFonts w:ascii="Arial" w:cs="Arial" w:eastAsia="Arial" w:hAnsi="Arial"/>
+                <w:b w:val="false"/>
+                <w:bCs w:val="false"/>
+                <w:i w:val="false"/>
+                <w:iCs w:val="false"/>
+                <w:color w:val="000000"/>
+                <w:sz w:val="18"/>
+                <w:szCs w:val="18"/>
+              </w:rPr>
+              <w:t xml:space="preserve">| 0 | 20 | 0 | 0 |</w:t>
+            </w:r>
+          </w:p>
+          <w:p>
+            <w:pPr>
+              <w:spacing w:after="40" w:before="0"/>
+              <w:jc w:val="left"/>
+            </w:pPr>
+            <w:r>
+              <w:rPr>
+                <w:rFonts w:ascii="Arial" w:cs="Arial" w:eastAsia="Arial" w:hAnsi="Arial"/>
+                <w:b w:val="false"/>
+                <w:bCs w:val="false"/>
+                <w:i w:val="false"/>
+                <w:iCs w:val="false"/>
+                <w:color w:val="000000"/>
+                <w:sz w:val="18"/>
+                <w:szCs w:val="18"/>
+              </w:rPr>
+              <w:t xml:space="preserve">| 1 | 22 | 21 | 20 |</w:t>
+            </w:r>
+          </w:p>
+          <w:p>
+            <w:pPr>
+              <w:spacing w:after="40" w:before="0"/>
+              <w:jc w:val="left"/>
+            </w:pPr>
+            <w:r>
+              <w:rPr>
+                <w:rFonts w:ascii="Arial" w:cs="Arial" w:eastAsia="Arial" w:hAnsi="Arial"/>
+                <w:b w:val="false"/>
+                <w:bCs w:val="false"/>
+                <w:i w:val="false"/>
+                <w:iCs w:val="false"/>
+                <w:color w:val="000000"/>
+                <w:sz w:val="18"/>
+                <w:szCs w:val="18"/>
+              </w:rPr>
+              <w:t xml:space="preserve">| 2 | 24 | 44 | 40 |</w:t>
+            </w:r>
+          </w:p>
+          <w:p>
+            <w:pPr>
+              <w:spacing w:after="40" w:before="0"/>
+              <w:jc w:val="left"/>
+            </w:pPr>
+            <w:r>
+              <w:rPr>
+                <w:rFonts w:ascii="Arial" w:cs="Arial" w:eastAsia="Arial" w:hAnsi="Arial"/>
+                <w:b w:val="false"/>
+                <w:bCs w:val="false"/>
+                <w:i w:val="false"/>
+                <w:iCs w:val="false"/>
+                <w:color w:val="000000"/>
+                <w:sz w:val="18"/>
+                <w:szCs w:val="18"/>
+              </w:rPr>
+              <w:t xml:space="preserve">| 3 | 26 | 69 | 60 |</w:t>
+            </w:r>
+          </w:p>
+          <w:p>
+            <w:pPr>
+              <w:spacing w:after="40" w:before="0"/>
+              <w:jc w:val="left"/>
+            </w:pPr>
+            <w:r>
+              <w:rPr>
+                <w:rFonts w:ascii="Arial" w:cs="Arial" w:eastAsia="Arial" w:hAnsi="Arial"/>
+                <w:b w:val="false"/>
+                <w:bCs w:val="false"/>
+                <w:i w:val="false"/>
+                <w:iCs w:val="false"/>
+                <w:color w:val="000000"/>
+                <w:sz w:val="18"/>
+                <w:szCs w:val="18"/>
+              </w:rPr>
+              <w:t xml:space="preserve">| 4 | 28 | 96 | 80 |</w:t>
+            </w:r>
+          </w:p>
+          <w:p>
+            <w:pPr>
+              <w:spacing w:after="40" w:before="0"/>
+              <w:jc w:val="left"/>
+            </w:pPr>
+            <w:r>
+              <w:rPr>
+                <w:rFonts w:ascii="Arial" w:cs="Arial" w:eastAsia="Arial" w:hAnsi="Arial"/>
+                <w:b w:val="false"/>
+                <w:bCs w:val="false"/>
+                <w:i w:val="false"/>
+                <w:iCs w:val="false"/>
+                <w:color w:val="000000"/>
+                <w:sz w:val="18"/>
+                <w:szCs w:val="18"/>
+              </w:rPr>
+              <w:t xml:space="preserve">| 5 | 30 | 125 | 100 |</w:t>
+            </w:r>
+          </w:p>
+          <w:p>
+            <w:pPr>
+              <w:spacing w:after="40" w:before="0"/>
+              <w:jc w:val="left"/>
+            </w:pPr>
+            <w:r>
+              <w:rPr>
+                <w:rFonts w:ascii="Arial" w:cs="Arial" w:eastAsia="Arial" w:hAnsi="Arial"/>
+                <w:b w:val="false"/>
+                <w:bCs w:val="false"/>
+                <w:i w:val="false"/>
+                <w:iCs w:val="false"/>
+                <w:color w:val="000000"/>
+                <w:sz w:val="18"/>
+                <w:szCs w:val="18"/>
+              </w:rPr>
+              <w:t xml:space="preserve">| 6 | 30 | 155 | 120 |</w:t>
+            </w:r>
+          </w:p>
+          <w:p>
+            <w:pPr>
+              <w:spacing w:after="40" w:before="0"/>
+              <w:jc w:val="left"/>
+            </w:pPr>
+            <w:r>
+              <w:rPr>
+                <w:rFonts w:ascii="Arial" w:cs="Arial" w:eastAsia="Arial" w:hAnsi="Arial"/>
+                <w:b w:val="false"/>
+                <w:bCs w:val="false"/>
+                <w:i w:val="false"/>
+                <w:iCs w:val="false"/>
+                <w:color w:val="000000"/>
+                <w:sz w:val="18"/>
+                <w:szCs w:val="18"/>
+              </w:rPr>
+              <w:t xml:space="preserve">| 7 | 30 | 185 | 140 |</w:t>
+            </w:r>
+          </w:p>
+          <w:p>
+            <w:pPr>
+              <w:spacing w:after="40" w:before="0"/>
+              <w:jc w:val="left"/>
+            </w:pPr>
+            <w:r>
+              <w:rPr>
+                <w:rFonts w:ascii="Arial" w:cs="Arial" w:eastAsia="Arial" w:hAnsi="Arial"/>
+                <w:b w:val="false"/>
+                <w:bCs w:val="false"/>
+                <w:i w:val="false"/>
+                <w:iCs w:val="false"/>
+                <w:color w:val="000000"/>
+                <w:sz w:val="18"/>
+                <w:szCs w:val="18"/>
+              </w:rPr>
+              <w:t xml:space="preserve">| 7.5 | 30 | 200 | 150 |</w:t>
             </w:r>
           </w:p>
         </w:tc>
@@ -285,7 +513,7 @@
                 <w:sz w:val="22"/>
                 <w:szCs w:val="22"/>
               </w:rPr>
-              <w:t xml:space="preserve">Part 1: Solving the Timer Race Puzzle</w:t>
+              <w:t xml:space="preserve">Section 1: Describing the motion of each vehicle (KICD Question 1: How do you determine the velocity of a moving body?)</w:t>
             </w:r>
           </w:p>
         </w:tc>
@@ -319,7 +547,7 @@
                 <w:sz w:val="18"/>
                 <w:szCs w:val="18"/>
               </w:rPr>
-              <w:t xml:space="preserve">In the Timer Race, Group A walked a straight line, Group B walked a zigzag path and Group C walked the zigzag path and then retraced their steps back to a midpoint. Group C covered a similar total distance to the others, yet ended up in a completely different place. (a) Explain why this happened using the terms distance, displacement, scalar and vector. (b) Eliud Kipchoge runs 42 km in a marathon yet ends only a few hundred metres from where he started. Use your explanation from (a) to say what this tells us about his distance and his displacement. (c) Why is knowing the distance alone not enough to say where a traveller ends up?</w:t>
+              <w:t xml:space="preserve">Car A covers 150 m in 7.5 s, and the oncoming lorry L travels towards Naivasha, covering 150 m in the same 7.5 s. (a) Explain how you determine the velocity of a moving body, and say how velocity is different from speed. (b) Calculate the velocity of overtaken car A. (c) Convert the speedometer readings of 72 km/h and 108 km/h to m/s. (d) Find the velocity of oncoming lorry L and explain what its sign tells you.</w:t>
             </w:r>
           </w:p>
         </w:tc>
@@ -351,7 +579,7 @@
                 <w:sz w:val="18"/>
                 <w:szCs w:val="18"/>
               </w:rPr>
-              <w:t xml:space="preserve">(a) Distance is the total length of the path travelled and is a scalar, so it has size only. Displacement is the straight-line change in position from start to finish and is a vector, so it has size and direction. Group C walked a long path, so their distance was similar to the others. But they retraced their steps, which means they moved in opposite directions and part of their progress was cancelled. Their displacement was therefore smaller and their final position different. (b) Kipchoge's distance is 42 km because that is the length of the path he ran. His displacement is only a few hundred metres because it measures just the straight-line change from his start to his finish, and his route brings him back near where he began. (c) Distance gives only the size of the journey and says nothing about direction. Two travellers can have the same distance and the same time but end in different places, so we need displacement, which includes direction, to know where someone ends up.</w:t>
+              <w:t xml:space="preserve">(a) Velocity = displacement / time. You find how far the body has changed position in a straight line, in a stated direction, and divide by the time taken. Speed uses total distance (a scalar), but velocity uses displacement and direction (a vector), and the direction is shown by the sign. A speedometer shows speed only. (b) Car A: v = 150 m / 7.5 s = 20 m/s towards Nakuru, so +20 m/s. (c) Divide km/h by 3.6: 72 / 3.6 = 20 m/s and 108 / 3.6 = 30 m/s. (d) Oncoming lorry L: its speed is 150 m / 7.5 s = 20 m/s. It travels towards Naivasha, opposite to the positive direction (towards Nakuru), so its velocity is -20 m/s. The negative sign shows direction, not slowing down.</w:t>
             </w:r>
           </w:p>
         </w:tc>
@@ -412,7 +640,7 @@
                 <w:sz w:val="22"/>
                 <w:szCs w:val="22"/>
               </w:rPr>
-              <w:t xml:space="preserve">Part 2: Speed, velocity and the matatu speedometer</w:t>
+              <w:t xml:space="preserve">Section 2: Acceleration from numbers and from a graph (KICD Question 2: How do you determine the acceleration of a moving body?)</w:t>
             </w:r>
           </w:p>
         </w:tc>
@@ -446,7 +674,7 @@
                 <w:sz w:val="18"/>
                 <w:szCs w:val="18"/>
               </w:rPr>
-              <w:t xml:space="preserve">(a) A matatu driver says, 'My speedometer shows 60 km/h.' Explain why this reading cannot tell you which direction the matatu is heading. (b) Write the formula for speed and the formula for velocity, and say which one is a vector. (c) A matatu makes a return trip along Thika Road and ends at its starting point. What are its displacement and its average velocity for the whole trip? Is its average speed also zero? Explain.</w:t>
+              <w:t xml:space="preserve">Use the table. (a) Explain how you determine the acceleration of a moving body and calculate the acceleration of overtaking car B while its velocity rises from its starting value to its final value. State the time it takes. (b) Sketch the velocity-time graph for car B from t = 0 to 7.5 s and for car A on the same axes. Use t (s) on the x-axis and v (m/s) on the y-axis. (c) Explain how the graph also gives the acceleration of car B and what the graph shows for car A. (d) A braking matatu slows from 20 m/s to 0 in 10 s. Find its acceleration and say what the sign means.</w:t>
             </w:r>
           </w:p>
         </w:tc>
@@ -478,7 +706,7 @@
                 <w:sz w:val="18"/>
                 <w:szCs w:val="18"/>
               </w:rPr>
-              <w:t xml:space="preserve">(a) A speedometer shows only how fast the matatu is going, which is its speed, a scalar. Speed has no direction, so 60 km/h could be towards Nairobi or away from it. (b) Speed = distance ÷ time. Velocity = displacement ÷ time. Velocity is the vector because it has a direction, shown by a sign or a stated direction. (c) The matatu finishes where it started, so its displacement is zero. Average velocity = displacement ÷ time = 0 ÷ time = 0, so its average velocity is zero. Its average speed is not zero because it travelled a real distance on the road, and speed uses total distance, which is greater than zero.</w:t>
+              <w:t xml:space="preserve">(a) Acceleration = change in velocity / time, a = (v - u)/t. From the table, B's velocity goes from u = 20 m/s to v = 30 m/s in t = 5 s, so a = (30 - 20)/5 = 2 m/s^2. (b) Car B's graph is a straight line rising from (0, 20) to (5, 30), then a horizontal line at 30 m/s to t = 7.5 s. Car A's graph is a horizontal line at 20 m/s from 0 to 7.5 s. Axes are labelled t (s) and v (m/s), with 1 cm = 1 s on the x-axis. (c) The gradient of a velocity-time graph is acceleration: (30 - 20)/5 = 2 m/s^2 for the sloping section of B. A's horizontal line has gradient 0, so car A has zero acceleration and constant velocity. (d) a = (0 - 20)/10 = -2 m/s^2. The negative sign shows deceleration: the matatu is slowing down, and its deceleration is 2 m/s^2.</w:t>
             </w:r>
           </w:p>
         </w:tc>
@@ -539,7 +767,7 @@
                 <w:sz w:val="22"/>
                 <w:szCs w:val="22"/>
               </w:rPr>
-              <w:t xml:space="preserve">Part 3: Reading motion from a displacement–time graph</w:t>
+              <w:t xml:space="preserve">Section 3: How far did each car travel?</w:t>
             </w:r>
           </w:p>
         </w:tc>
@@ -573,7 +801,7 @@
                 <w:sz w:val="18"/>
                 <w:szCs w:val="18"/>
               </w:rPr>
-              <w:t xml:space="preserve">Walker C in the Timer Race walked away from the start, then retraced steps back towards the start. (a) Describe in words what the displacement–time graph for Walker C would look like. Say what a positive gradient and a negative gradient each mean. (b) What does a horizontal section of a displacement–time graph tell you? (c) Explain why this graph shows direction, but a speedometer or a distance value does not.</w:t>
+              <w:t xml:space="preserve">(a) Use the area under B's velocity-time graph, split into a trapezium and a rectangle, to find the distance travelled by car B in 7.5 s. (b) Find the distance travelled by car A in the same time using its graph. (c) Check your answers against the table. (d) How much further did B travel than A, and what does this tell you about the overtake? (e) Car B starts 20 m behind A and ends 20 m ahead of A, and each car is 5 m long. Show how the extra distance B gains fits with these lengths and gaps.</w:t>
             </w:r>
           </w:p>
         </w:tc>
@@ -605,7 +833,7 @@
                 <w:sz w:val="18"/>
                 <w:szCs w:val="18"/>
               </w:rPr>
-              <w:t xml:space="preserve">(a) The graph first rises, with a positive gradient, as Walker C moves away from the starting point. Then it slopes downwards, with a negative gradient, as she retraces her steps. The gradient of a displacement–time graph is the velocity (Δs ÷ Δt). A positive gradient means motion away from the reference point. A negative gradient means motion back towards or past the reference point. The steeper the line, the greater the speed. (b) A horizontal section has zero gradient, so the velocity is zero and the object is stationary. (c) The gradient is velocity, which is a vector, so its sign shows direction as well as size. A negative gradient shows the return direction. A speedometer or distance value is a scalar and has no sign to show direction.</w:t>
+              <w:t xml:space="preserve">(a) Trapezium (0 to 5 s): (20 + 30)/2 x 5 = 125 m. Rectangle (5 to 7.5 s): 30 x 2.5 = 75 m. Total for B = 125 + 75 = 200 m. (b) Car A: rectangle 20 x 7.5 = 150 m. (c) The table gives B = 200 m and A = 150 m at t = 7.5 s, and at t = 5 s B = 125 m, which matches the trapezium. The areas agree with the split-time table. (d) 200 - 150 = 50 m. B travels 50 m more than A because it speeds up at 2 m/s^2 while A stays steady. (e) 50 m = 20 m starting gap + 5 m (length of A) + 5 m (length of B) + 20 m finishing gap. At t = 5 s B has gained 125 - 100 = 25 m, so B's front is level with A's front.</w:t>
             </w:r>
           </w:p>
         </w:tc>
@@ -666,7 +894,7 @@
                 <w:sz w:val="22"/>
                 <w:szCs w:val="22"/>
               </w:rPr>
-              <w:t xml:space="preserve">Part 4: Acceleration and the boda-boda stopping distance</w:t>
+              <w:t xml:space="preserve">Section 4: Why does car A look slow from car B?</w:t>
             </w:r>
           </w:p>
         </w:tc>
@@ -700,7 +928,7 @@
                 <w:sz w:val="18"/>
                 <w:szCs w:val="18"/>
               </w:rPr>
-              <w:t xml:space="preserve">A boda-boda is travelling at 30 km/h and brakes uniformly until it stops in 5 seconds. (a) Convert 30 km/h to m/s, giving your answer to 2 decimal places. (b) Calculate the acceleration using a = (v − u) / t. Explain what the sign of your answer means. (c) Sketch the velocity–time graph for the braking. Use the area under the graph to find the stopping distance, and give your answer to the nearest metre. (d) Why does the boda-boda have a negative acceleration even though it is still moving forward?</w:t>
+              <w:t xml:space="preserve">Both speedometers show high readings, yet car A looks slow from car B's point of view. (a) Find the speed of B relative to A once B has reached its final speed, in m/s and in km/h. (b) What was B's speed relative to A at t = 0, and why? (c) Use the B and A distances in the table at t = 4 s and t = 5 s to show that the gap is growing. (d) Find the closing speed of B and oncoming lorry L in m/s and km/h, stating the viewpoint. (e) Use these ideas to explain how two vehicles that are both moving fast can appear to move slowly relative to each other.</w:t>
             </w:r>
           </w:p>
         </w:tc>
@@ -732,7 +960,7 @@
                 <w:sz w:val="18"/>
                 <w:szCs w:val="18"/>
               </w:rPr>
-              <w:t xml:space="preserve">(a) 30 km/h = 30 000 m ÷ 3600 s = 8.33 m/s. (b) u = 8.33 m/s, v = 0 m/s, t = 5 s. a = (v − u) / t = (0 − 8.33) ÷ 5 = −1.67 m/s². The negative sign means the velocity is decreasing, so the boda-boda is decelerating (slowing down). (c) The graph is a straight line sloping downwards from 8.33 m/s at t = 0 s to 0 m/s at t = 5 s, with velocity on the vertical axis and time on the horizontal axis. The shape under the line is a triangle. Area = ½ × base × height = ½ × 5 × 8.33 = 20.8, which is about 21 m. The area under a velocity–time graph equals displacement, so the stopping distance is approximately 21 m forward. (d) Acceleration is the rate of change of velocity. The velocity is getting smaller while the boda-boda still moves forward, so (v − u) is negative. A negative acceleration here means slowing down, not moving backwards.</w:t>
+              <w:t xml:space="preserve">(a) Same direction, so subtract: B relative to A = 30 - 20 = 10 m/s. 10 x 3.6 = 36 km/h. (b) At t = 0 both cars are at 20 m/s, so B relative to A = 20 - 20 = 0 m/s. It grows to 10 m/s at t = 5 s as B accelerates. (c) At t = 4 s, B minus A = 96 - 80 = 16 m; at t = 5 s, 125 - 100 = 25 m. B gains 9 m in the fifth second, and the gain per second is increasing because B relative to A is increasing. (d) B and L move in opposite directions, so add: 30 + 20 = 50 m/s = 180 km/h. From B's viewpoint, the lorry closes at 50 m/s. (e) Relative speed depends on the viewpoint. When two vehicles go the same way you subtract their speeds, so A looks slow from B (only 10 m/s, 36 km/h, and 0 at the start) even though each speedometer reads high. The oncoming lorry looks very fast from B because speeds add when vehicles move towards each other.</w:t>
             </w:r>
           </w:p>
         </w:tc>
@@ -793,7 +1021,7 @@
                 <w:sz w:val="22"/>
                 <w:szCs w:val="22"/>
               </w:rPr>
-              <w:t xml:space="preserve">Part 5: Relative speed and the final answer to the driving question</w:t>
+              <w:t xml:space="preserve">Section 5: Final Explanation - Is the overtake safe, and how do we describe and predict it?</w:t>
             </w:r>
           </w:p>
         </w:tc>
@@ -827,7 +1055,7 @@
                 <w:sz w:val="18"/>
                 <w:szCs w:val="18"/>
               </w:rPr>
-              <w:t xml:space="preserve">Two matatus travel on the Nairobi–Mombasa highway. (a) State the rule for the relative speed of the two matatus when they travel in the same direction, and the rule when they travel in opposite directions. Use v₁ and v₂ for their speeds. (b) Explain why direction decides which rule you use. (c) Using the Timer Race Puzzle, the marathon and at least two kinds of graph or formula from this unit, write a short answer to the driving question: How can mathematics help us fully describe, graph and predict motion in a straight line, and why does direction always matter?</w:t>
+              <w:t xml:space="preserve">Wanjiru's overtake takes 7.5 s. The lorry L is 500 m ahead of B at t = 0. (a) How far does the lorry travel in 7.5 s? (b) How much road do B and L use together, and how far away is the lorry when B pulls back into lane? (c) Using the closing speed, find the safety margin in seconds. Is the overtake safe? (d) What if the lorry were only 400 m away at t = 0? (e) Write a final answer to the driving question: How can we use distance, time, speed, velocity and graphs to describe and predict how one car overtakes another? Refer to your answers to KICD Questions 1 and 2, graphs, relative speed and the safety decision.</w:t>
             </w:r>
           </w:p>
         </w:tc>
@@ -859,7 +1087,7 @@
                 <w:sz w:val="18"/>
                 <w:szCs w:val="18"/>
               </w:rPr>
-              <w:t xml:space="preserve">(a) Same direction: relative speed = v₁ − v₂. Opposite directions: relative speed = v₁ + v₂. (b) When the matatus move the same way, one matatu's motion partly cancels the other's, so we subtract. When they move towards each other, their motions add together to close the gap, so we add. Direction decides whether the velocities combine by subtraction or addition. (c) The Timer Race Puzzle showed that the same distance and the same time can leave travellers in different places, so distance and speed alone are not enough. Mathematics gives us displacement, velocity and acceleration, which are vectors that carry direction in their sign. The formulae v = s/t and a = (v − u)/t let us calculate them. A displacement–time graph has a gradient equal to velocity, and a negative gradient shows motion back towards the start. A velocity–time graph has a gradient equal to acceleration, and the area under it equals displacement, so we can find the boda-boda's stopping distance and predict whether an overtake is safe. This is why Kipchoge can run 42 km yet have a small displacement, and why a matatu's speedometer cannot tell you where it is headed. Direction always matters because without it we can describe how much motion there was, but not where the object ends up.</w:t>
+              <w:t xml:space="preserve">(a) Lorry L: 20 m/s x 7.5 s = 150 m. (b) B and L together use 200 + 150 = 350 m. When B is back in lane, the lorry is 500 - 350 = 150 m away. (c) Closing speed is 50 m/s, so margin = 150 / 50 = 3.0 s. A 150 m (3.0 s) margin means the overtake is safe. (d) With the lorry 400 m away: 400 - 350 = 50 m, and 50 / 50 = 1.0 s. This is unsafe because there is very little time to spare. (e) We can describe each vehicle with numbers: velocity = displacement / time gives car A +20 m/s and the lorry -20 m/s (opposite direction), and acceleration a = (v - u)/t gives B 2 m/s^2 as it speeds up from 20 to 30 m/s in 5 s. Velocity-time graphs show these motions: the gradient gives acceleration and the area gives distance (B 200 m, A 150 m, so B gains 50 m in 7.5 s). Relative speed explains what drivers see: B relative to A is only 10 m/s (36 km/h), so A looks slow, while B and L close at 50 m/s (180 km/h). Combining these, B and L need 350 m of road, so with the lorry 500 m away there are 150 m (3.0 s) to spare and the overtake is safe, but with the lorry at 400 m only 1.0 s is left and it is unsafe. So speedometer readings alone do not decide safety; the distances, times and relative speeds do.</w:t>
             </w:r>
           </w:p>
         </w:tc>
@@ -1086,7 +1314,7 @@
                 <w:sz w:val="18"/>
                 <w:szCs w:val="18"/>
               </w:rPr>
-              <w:t xml:space="preserve">Distinguishing scalars and vectors (distance/displacement, speed/velocity)</w:t>
+              <w:t xml:space="preserve">Velocity and acceleration methods (KICD Questions 1 and 2)</w:t>
             </w:r>
           </w:p>
         </w:tc>
@@ -1118,7 +1346,7 @@
                 <w:sz w:val="18"/>
                 <w:szCs w:val="18"/>
               </w:rPr>
-              <w:t xml:space="preserve">Defines all four terms correctly, labels each as scalar or vector, and uses them accurately to explain the Timer Race Puzzle and Kipchoge's marathon.</w:t>
+              <w:t xml:space="preserve">States velocity = displacement/time and a = (v - u)/t, explains the vector nature and sign of velocity, converts units correctly and calculates A's +20 m/s, the lorry's -20 m/s, B's 2 m/s^2 and the matatu's -2 m/s^2 with units.</w:t>
             </w:r>
           </w:p>
         </w:tc>
@@ -1150,7 +1378,7 @@
                 <w:sz w:val="18"/>
                 <w:szCs w:val="18"/>
               </w:rPr>
-              <w:t xml:space="preserve">Defines most terms correctly and uses them to explain the puzzle, with minor gaps in scalar/vector labelling.</w:t>
+              <w:t xml:space="preserve">Uses both formulas correctly with minor slips in units or in explaining the sign, and gets most values right.</w:t>
             </w:r>
           </w:p>
         </w:tc>
@@ -1182,7 +1410,7 @@
                 <w:sz w:val="18"/>
                 <w:szCs w:val="18"/>
               </w:rPr>
-              <w:t xml:space="preserve">Mixes up distance and displacement or speed and velocity, or does not link them to the puzzle.</w:t>
+              <w:t xml:space="preserve">Confuses speed with velocity or omits conversion, the sign or units, and gets several values wrong.</w:t>
             </w:r>
           </w:p>
         </w:tc>
@@ -1216,7 +1444,7 @@
                 <w:sz w:val="18"/>
                 <w:szCs w:val="18"/>
               </w:rPr>
-              <w:t xml:space="preserve">Calculations and units</w:t>
+              <w:t xml:space="preserve">Graphs: gradient and area</w:t>
             </w:r>
           </w:p>
         </w:tc>
@@ -1248,7 +1476,7 @@
                 <w:sz w:val="18"/>
                 <w:szCs w:val="18"/>
               </w:rPr>
-              <w:t xml:space="preserve">Converts units correctly, applies a = (v − u)/t and the area under the graph correctly, gives the sign and units, and shows every step.</w:t>
+              <w:t xml:space="preserve">Sketches correct labelled velocity-time graphs for A and B, links gradient to acceleration, and finds B 200 m (125 + 75) and A 150 m from areas, checking against the table.</w:t>
             </w:r>
           </w:p>
         </w:tc>
@@ -1280,7 +1508,7 @@
                 <w:sz w:val="18"/>
                 <w:szCs w:val="18"/>
               </w:rPr>
-              <w:t xml:space="preserve">Applies the formulae correctly with small slips in units, rounding or sign, and shows most steps.</w:t>
+              <w:t xml:space="preserve">Draws mostly correct graphs and finds the distances with a small error or without checking against the table.</w:t>
             </w:r>
           </w:p>
         </w:tc>
@@ -1312,7 +1540,7 @@
                 <w:sz w:val="18"/>
                 <w:szCs w:val="18"/>
               </w:rPr>
-              <w:t xml:space="preserve">Uses the wrong formula, omits units or the sign, or does not show working.</w:t>
+              <w:t xml:space="preserve">Graphs are missing labels or shapes are wrong, and the gradient or area is not linked to acceleration or distance.</w:t>
             </w:r>
           </w:p>
         </w:tc>
@@ -1346,7 +1574,7 @@
                 <w:sz w:val="18"/>
                 <w:szCs w:val="18"/>
               </w:rPr>
-              <w:t xml:space="preserve">Interpreting graphs</w:t>
+              <w:t xml:space="preserve">Relative speed and viewpoint</w:t>
             </w:r>
           </w:p>
         </w:tc>
@@ -1378,7 +1606,7 @@
                 <w:sz w:val="18"/>
                 <w:szCs w:val="18"/>
               </w:rPr>
-              <w:t xml:space="preserve">Explains that the gradient of a displacement–time graph is velocity and the gradient of a velocity–time graph is acceleration, interprets negative and zero gradients, and uses area as displacement.</w:t>
+              <w:t xml:space="preserve">Subtracts for the same direction (10 m/s, 36 km/h) and adds for opposite directions (50 m/s, 180 km/h), states the viewpoint, notes 0 at t = 0 and explains why A looks slow from B.</w:t>
             </w:r>
           </w:p>
         </w:tc>
@@ -1410,7 +1638,7 @@
                 <w:sz w:val="18"/>
                 <w:szCs w:val="18"/>
               </w:rPr>
-              <w:t xml:space="preserve">Interprets gradients correctly but is less clear on negative gradients or on area as displacement.</w:t>
+              <w:t xml:space="preserve">Calculates relative speeds correctly but gives limited explanation or omits the viewpoint or the starting value.</w:t>
             </w:r>
           </w:p>
         </w:tc>
@@ -1442,7 +1670,7 @@
                 <w:sz w:val="18"/>
                 <w:szCs w:val="18"/>
               </w:rPr>
-              <w:t xml:space="preserve">Describes the graph shape only, or confuses displacement–time and velocity–time graphs.</w:t>
+              <w:t xml:space="preserve">Adds or subtracts incorrectly, or cannot explain why A looks slow.</w:t>
             </w:r>
           </w:p>
         </w:tc>
@@ -1476,7 +1704,7 @@
                 <w:sz w:val="18"/>
                 <w:szCs w:val="18"/>
               </w:rPr>
-              <w:t xml:space="preserve">Explaining why direction matters</w:t>
+              <w:t xml:space="preserve">Safety decision and use of data</w:t>
             </w:r>
           </w:p>
         </w:tc>
@@ -1508,7 +1736,7 @@
                 <w:sz w:val="18"/>
                 <w:szCs w:val="18"/>
               </w:rPr>
-              <w:t xml:space="preserve">Consistently links the sign of velocity, acceleration and gradient to direction, and includes relative speed rules with a clear reason for adding or subtracting.</w:t>
+              <w:t xml:space="preserve">Correctly finds the lorry's 150 m, the 350 m of road used, the 150 m (3.0 s) margin and the unsafe 50 m (1.0 s) case, and uses table values accurately.</w:t>
             </w:r>
           </w:p>
         </w:tc>
@@ -1540,7 +1768,7 @@
                 <w:sz w:val="18"/>
                 <w:szCs w:val="18"/>
               </w:rPr>
-              <w:t xml:space="preserve">States that direction matters and gives some correct links to signs or relative speed.</w:t>
+              <w:t xml:space="preserve">Reaches the correct decision with one calculation error or a missing unit or time conversion.</w:t>
             </w:r>
           </w:p>
         </w:tc>
@@ -1572,7 +1800,7 @@
                 <w:sz w:val="18"/>
                 <w:szCs w:val="18"/>
               </w:rPr>
-              <w:t xml:space="preserve">Says direction matters without evidence or explanation.</w:t>
+              <w:t xml:space="preserve">Decision is not supported by calculations or the numbers are inconsistent with the data.</w:t>
             </w:r>
           </w:p>
         </w:tc>
@@ -1606,7 +1834,7 @@
                 <w:sz w:val="18"/>
                 <w:szCs w:val="18"/>
               </w:rPr>
-              <w:t xml:space="preserve">Use of evidence and the driving question</w:t>
+              <w:t xml:space="preserve">Final Explanation answering the driving question</w:t>
             </w:r>
           </w:p>
         </w:tc>
@@ -1638,7 +1866,7 @@
                 <w:sz w:val="18"/>
                 <w:szCs w:val="18"/>
               </w:rPr>
-              <w:t xml:space="preserve">Draws on the Timer Race Puzzle, Kipchoge, the matatu and the boda-boda to give a complete, well-organised answer to the driving question.</w:t>
+              <w:t xml:space="preserve">Connects velocity, acceleration, graphs, relative speed and safety in a clear, logical explanation that uses the Naivasha evidence and answers both KICD questions.</w:t>
             </w:r>
           </w:p>
         </w:tc>
@@ -1670,7 +1898,7 @@
                 <w:sz w:val="18"/>
                 <w:szCs w:val="18"/>
               </w:rPr>
-              <w:t xml:space="preserve">Uses some unit examples to answer the driving question with reasonable organisation.</w:t>
+              <w:t xml:space="preserve">Answers the driving question using most ideas but with some links missing.</w:t>
             </w:r>
           </w:p>
         </w:tc>
@@ -1702,7 +1930,7 @@
                 <w:sz w:val="18"/>
                 <w:szCs w:val="18"/>
               </w:rPr>
-              <w:t xml:space="preserve">Gives a general answer with few or no examples from the unit.</w:t>
+              <w:t xml:space="preserve">Lists facts without linking them to the overtake or the driving question.</w:t>
             </w:r>
           </w:p>
         </w:tc>
@@ -1826,7 +2054,7 @@
         </w:rPr>
         <w:t xml:space="preserve">© 2026 SeaVuria and ARES. This work is licensed under a </w:t>
       </w:r>
-      <w:hyperlink w:history="1" r:id="rIddnndsns2l-x65cpb37dw_">
+      <w:hyperlink w:history="1" r:id="rIdlt2bj2cm20bjxpcc7f4iv">
         <w:r>
           <w:rPr>
             <w:rFonts w:ascii="Arial" w:cs="Arial" w:eastAsia="Arial" w:hAnsi="Arial"/>
@@ -1846,7 +2074,7 @@
         </w:rPr>
         <w:t xml:space="preserve"> (</w:t>
       </w:r>
-      <w:hyperlink w:history="1" r:id="rIdnsa5cbex0an8yjgajxymw">
+      <w:hyperlink w:history="1" r:id="rIdzpsycxkb36y-hhqum5qjv">
         <w:r>
           <w:rPr>
             <w:rFonts w:ascii="Arial" w:cs="Arial" w:eastAsia="Arial" w:hAnsi="Arial"/>
@@ -1866,7 +2094,7 @@
         </w:rPr>
         <w:t xml:space="preserve">). To view a copy of this license, visit </w:t>
       </w:r>
-      <w:hyperlink w:history="1" r:id="rIdkm_bz4iwha4nxuba_lcnj">
+      <w:hyperlink w:history="1" r:id="rIdhvb4nyu8aq-fwmmcmmkqs">
         <w:r>
           <w:rPr>
             <w:rFonts w:ascii="Arial" w:cs="Arial" w:eastAsia="Arial" w:hAnsi="Arial"/>

--- a/data/outputs/v2/Maths/SS3.4_Linear_Motion/Mathematics_Linear_Motion_FinalExplanation_TeacherKey.docx
+++ b/data/outputs/v2/Maths/SS3.4_Linear_Motion/Mathematics_Linear_Motion_FinalExplanation_TeacherKey.docx
@@ -4,6 +4,7 @@
   <w:body>
     <w:p>
       <w:pPr>
+        <w:keepNext w:val="false"/>
         <w:spacing w:after="30" w:before="0"/>
         <w:jc w:val="center"/>
       </w:pPr>
@@ -23,6 +24,7 @@
     </w:p>
     <w:p>
       <w:pPr>
+        <w:keepNext w:val="false"/>
         <w:spacing w:after="60" w:before="0"/>
         <w:jc w:val="center"/>
       </w:pPr>
@@ -81,6 +83,7 @@
           </w:tcPr>
           <w:p>
             <w:pPr>
+              <w:keepNext w:val="false"/>
               <w:spacing w:after="40" w:before="0"/>
               <w:jc w:val="center"/>
             </w:pPr>
@@ -116,6 +119,7 @@
           </w:tcPr>
           <w:p>
             <w:pPr>
+              <w:keepNext w:val="false"/>
               <w:spacing w:after="40" w:before="0"/>
               <w:jc w:val="center"/>
             </w:pPr>
@@ -176,6 +180,7 @@
           </w:tcPr>
           <w:p>
             <w:pPr>
+              <w:keepNext w:val="false"/>
               <w:spacing w:after="40" w:before="0"/>
               <w:jc w:val="center"/>
             </w:pPr>
@@ -210,6 +215,7 @@
           </w:tcPr>
           <w:p>
             <w:pPr>
+              <w:keepNext w:val="false"/>
               <w:spacing w:after="40" w:before="0"/>
               <w:jc w:val="left"/>
             </w:pPr>
@@ -229,6 +235,7 @@
           </w:p>
           <w:p>
             <w:pPr>
+              <w:keepNext w:val="false"/>
               <w:spacing w:after="40" w:before="0"/>
               <w:jc w:val="left"/>
             </w:pPr>
@@ -246,9 +253,1370 @@
               <w:t xml:space="preserve"/>
             </w:r>
           </w:p>
-          <w:p>
-            <w:pPr>
-              <w:spacing w:after="40" w:before="0"/>
+          <w:tbl>
+            <w:tblPr>
+              <w:tblW w:type="dxa" w:w="13320"/>
+              <w:tblBorders>
+                <w:top w:val="single" w:color="AAAAAA" w:sz="4"/>
+                <w:left w:val="single" w:color="AAAAAA" w:sz="4"/>
+                <w:bottom w:val="single" w:color="AAAAAA" w:sz="4"/>
+                <w:right w:val="single" w:color="AAAAAA" w:sz="4"/>
+                <w:insideH w:val="single" w:color="auto" w:sz="4"/>
+                <w:insideV w:val="single" w:color="auto" w:sz="4"/>
+              </w:tblBorders>
+              <w:tblLayout w:type="fixed"/>
+            </w:tblPr>
+            <w:tblGrid>
+              <w:gridCol w:w="3330"/>
+              <w:gridCol w:w="3330"/>
+              <w:gridCol w:w="3330"/>
+              <w:gridCol w:w="3330"/>
+            </w:tblGrid>
+            <w:tr>
+              <w:tc>
+                <w:tcPr>
+                  <w:tcW w:type="dxa" w:w="3330"/>
+                  <w:shd w:fill="D5E8F0" w:color="auto" w:val="clear"/>
+                  <w:tcMar>
+                    <w:top w:type="dxa" w:w="60"/>
+                    <w:left w:type="dxa" w:w="120"/>
+                    <w:bottom w:type="dxa" w:w="60"/>
+                    <w:right w:type="dxa" w:w="120"/>
+                  </w:tcMar>
+                  <w:vAlign w:val="top"/>
+                </w:tcPr>
+                <w:p>
+                  <w:pPr>
+                    <w:keepNext w:val="false"/>
+                    <w:spacing w:after="40" w:before="0"/>
+                    <w:jc w:val="left"/>
+                  </w:pPr>
+                  <w:r>
+                    <w:rPr>
+                      <w:rFonts w:ascii="Arial" w:cs="Arial" w:eastAsia="Arial" w:hAnsi="Arial"/>
+                      <w:b/>
+                      <w:bCs/>
+                      <w:i w:val="false"/>
+                      <w:iCs w:val="false"/>
+                      <w:color w:val="000000"/>
+                      <w:sz w:val="18"/>
+                      <w:szCs w:val="18"/>
+                    </w:rPr>
+                    <w:t xml:space="preserve">t (s)</w:t>
+                  </w:r>
+                </w:p>
+              </w:tc>
+              <w:tc>
+                <w:tcPr>
+                  <w:tcW w:type="dxa" w:w="3330"/>
+                  <w:shd w:fill="D5E8F0" w:color="auto" w:val="clear"/>
+                  <w:tcMar>
+                    <w:top w:type="dxa" w:w="60"/>
+                    <w:left w:type="dxa" w:w="120"/>
+                    <w:bottom w:type="dxa" w:w="60"/>
+                    <w:right w:type="dxa" w:w="120"/>
+                  </w:tcMar>
+                  <w:vAlign w:val="top"/>
+                </w:tcPr>
+                <w:p>
+                  <w:pPr>
+                    <w:keepNext w:val="false"/>
+                    <w:spacing w:after="40" w:before="0"/>
+                    <w:jc w:val="left"/>
+                  </w:pPr>
+                  <w:r>
+                    <w:rPr>
+                      <w:rFonts w:ascii="Arial" w:cs="Arial" w:eastAsia="Arial" w:hAnsi="Arial"/>
+                      <w:b/>
+                      <w:bCs/>
+                      <w:i w:val="false"/>
+                      <w:iCs w:val="false"/>
+                      <w:color w:val="000000"/>
+                      <w:sz w:val="18"/>
+                      <w:szCs w:val="18"/>
+                    </w:rPr>
+                    <w:t xml:space="preserve">v of B (m/s)</w:t>
+                  </w:r>
+                </w:p>
+              </w:tc>
+              <w:tc>
+                <w:tcPr>
+                  <w:tcW w:type="dxa" w:w="3330"/>
+                  <w:shd w:fill="D5E8F0" w:color="auto" w:val="clear"/>
+                  <w:tcMar>
+                    <w:top w:type="dxa" w:w="60"/>
+                    <w:left w:type="dxa" w:w="120"/>
+                    <w:bottom w:type="dxa" w:w="60"/>
+                    <w:right w:type="dxa" w:w="120"/>
+                  </w:tcMar>
+                  <w:vAlign w:val="top"/>
+                </w:tcPr>
+                <w:p>
+                  <w:pPr>
+                    <w:keepNext w:val="false"/>
+                    <w:spacing w:after="40" w:before="0"/>
+                    <w:jc w:val="left"/>
+                  </w:pPr>
+                  <w:r>
+                    <w:rPr>
+                      <w:rFonts w:ascii="Arial" w:cs="Arial" w:eastAsia="Arial" w:hAnsi="Arial"/>
+                      <w:b/>
+                      <w:bCs/>
+                      <w:i w:val="false"/>
+                      <w:iCs w:val="false"/>
+                      <w:color w:val="000000"/>
+                      <w:sz w:val="18"/>
+                      <w:szCs w:val="18"/>
+                    </w:rPr>
+                    <w:t xml:space="preserve">B distance (m)</w:t>
+                  </w:r>
+                </w:p>
+              </w:tc>
+              <w:tc>
+                <w:tcPr>
+                  <w:tcW w:type="dxa" w:w="3330"/>
+                  <w:shd w:fill="D5E8F0" w:color="auto" w:val="clear"/>
+                  <w:tcMar>
+                    <w:top w:type="dxa" w:w="60"/>
+                    <w:left w:type="dxa" w:w="120"/>
+                    <w:bottom w:type="dxa" w:w="60"/>
+                    <w:right w:type="dxa" w:w="120"/>
+                  </w:tcMar>
+                  <w:vAlign w:val="top"/>
+                </w:tcPr>
+                <w:p>
+                  <w:pPr>
+                    <w:keepNext w:val="false"/>
+                    <w:spacing w:after="40" w:before="0"/>
+                    <w:jc w:val="left"/>
+                  </w:pPr>
+                  <w:r>
+                    <w:rPr>
+                      <w:rFonts w:ascii="Arial" w:cs="Arial" w:eastAsia="Arial" w:hAnsi="Arial"/>
+                      <w:b/>
+                      <w:bCs/>
+                      <w:i w:val="false"/>
+                      <w:iCs w:val="false"/>
+                      <w:color w:val="000000"/>
+                      <w:sz w:val="18"/>
+                      <w:szCs w:val="18"/>
+                    </w:rPr>
+                    <w:t xml:space="preserve">A distance (m)</w:t>
+                  </w:r>
+                </w:p>
+              </w:tc>
+            </w:tr>
+            <w:tr>
+              <w:tc>
+                <w:tcPr>
+                  <w:tcW w:type="dxa" w:w="3330"/>
+                  <w:shd w:fill="FFFFFF" w:color="auto" w:val="clear"/>
+                  <w:tcMar>
+                    <w:top w:type="dxa" w:w="60"/>
+                    <w:left w:type="dxa" w:w="120"/>
+                    <w:bottom w:type="dxa" w:w="60"/>
+                    <w:right w:type="dxa" w:w="120"/>
+                  </w:tcMar>
+                  <w:vAlign w:val="top"/>
+                </w:tcPr>
+                <w:p>
+                  <w:pPr>
+                    <w:keepNext w:val="false"/>
+                    <w:spacing w:after="40" w:before="0"/>
+                    <w:jc w:val="left"/>
+                  </w:pPr>
+                  <w:r>
+                    <w:rPr>
+                      <w:rFonts w:ascii="Arial" w:cs="Arial" w:eastAsia="Arial" w:hAnsi="Arial"/>
+                      <w:b w:val="false"/>
+                      <w:bCs w:val="false"/>
+                      <w:i w:val="false"/>
+                      <w:iCs w:val="false"/>
+                      <w:color w:val="000000"/>
+                      <w:sz w:val="18"/>
+                      <w:szCs w:val="18"/>
+                    </w:rPr>
+                    <w:t xml:space="preserve">0</w:t>
+                  </w:r>
+                </w:p>
+              </w:tc>
+              <w:tc>
+                <w:tcPr>
+                  <w:tcW w:type="dxa" w:w="3330"/>
+                  <w:shd w:fill="FFFFFF" w:color="auto" w:val="clear"/>
+                  <w:tcMar>
+                    <w:top w:type="dxa" w:w="60"/>
+                    <w:left w:type="dxa" w:w="120"/>
+                    <w:bottom w:type="dxa" w:w="60"/>
+                    <w:right w:type="dxa" w:w="120"/>
+                  </w:tcMar>
+                  <w:vAlign w:val="top"/>
+                </w:tcPr>
+                <w:p>
+                  <w:pPr>
+                    <w:keepNext w:val="false"/>
+                    <w:spacing w:after="40" w:before="0"/>
+                    <w:jc w:val="left"/>
+                  </w:pPr>
+                  <w:r>
+                    <w:rPr>
+                      <w:rFonts w:ascii="Arial" w:cs="Arial" w:eastAsia="Arial" w:hAnsi="Arial"/>
+                      <w:b w:val="false"/>
+                      <w:bCs w:val="false"/>
+                      <w:i w:val="false"/>
+                      <w:iCs w:val="false"/>
+                      <w:color w:val="000000"/>
+                      <w:sz w:val="18"/>
+                      <w:szCs w:val="18"/>
+                    </w:rPr>
+                    <w:t xml:space="preserve">20</w:t>
+                  </w:r>
+                </w:p>
+              </w:tc>
+              <w:tc>
+                <w:tcPr>
+                  <w:tcW w:type="dxa" w:w="3330"/>
+                  <w:shd w:fill="FFFFFF" w:color="auto" w:val="clear"/>
+                  <w:tcMar>
+                    <w:top w:type="dxa" w:w="60"/>
+                    <w:left w:type="dxa" w:w="120"/>
+                    <w:bottom w:type="dxa" w:w="60"/>
+                    <w:right w:type="dxa" w:w="120"/>
+                  </w:tcMar>
+                  <w:vAlign w:val="top"/>
+                </w:tcPr>
+                <w:p>
+                  <w:pPr>
+                    <w:keepNext w:val="false"/>
+                    <w:spacing w:after="40" w:before="0"/>
+                    <w:jc w:val="left"/>
+                  </w:pPr>
+                  <w:r>
+                    <w:rPr>
+                      <w:rFonts w:ascii="Arial" w:cs="Arial" w:eastAsia="Arial" w:hAnsi="Arial"/>
+                      <w:b w:val="false"/>
+                      <w:bCs w:val="false"/>
+                      <w:i w:val="false"/>
+                      <w:iCs w:val="false"/>
+                      <w:color w:val="000000"/>
+                      <w:sz w:val="18"/>
+                      <w:szCs w:val="18"/>
+                    </w:rPr>
+                    <w:t xml:space="preserve">0</w:t>
+                  </w:r>
+                </w:p>
+              </w:tc>
+              <w:tc>
+                <w:tcPr>
+                  <w:tcW w:type="dxa" w:w="3330"/>
+                  <w:shd w:fill="FFFFFF" w:color="auto" w:val="clear"/>
+                  <w:tcMar>
+                    <w:top w:type="dxa" w:w="60"/>
+                    <w:left w:type="dxa" w:w="120"/>
+                    <w:bottom w:type="dxa" w:w="60"/>
+                    <w:right w:type="dxa" w:w="120"/>
+                  </w:tcMar>
+                  <w:vAlign w:val="top"/>
+                </w:tcPr>
+                <w:p>
+                  <w:pPr>
+                    <w:keepNext w:val="false"/>
+                    <w:spacing w:after="40" w:before="0"/>
+                    <w:jc w:val="left"/>
+                  </w:pPr>
+                  <w:r>
+                    <w:rPr>
+                      <w:rFonts w:ascii="Arial" w:cs="Arial" w:eastAsia="Arial" w:hAnsi="Arial"/>
+                      <w:b w:val="false"/>
+                      <w:bCs w:val="false"/>
+                      <w:i w:val="false"/>
+                      <w:iCs w:val="false"/>
+                      <w:color w:val="000000"/>
+                      <w:sz w:val="18"/>
+                      <w:szCs w:val="18"/>
+                    </w:rPr>
+                    <w:t xml:space="preserve">0</w:t>
+                  </w:r>
+                </w:p>
+              </w:tc>
+            </w:tr>
+            <w:tr>
+              <w:tc>
+                <w:tcPr>
+                  <w:tcW w:type="dxa" w:w="3330"/>
+                  <w:shd w:fill="FFFFFF" w:color="auto" w:val="clear"/>
+                  <w:tcMar>
+                    <w:top w:type="dxa" w:w="60"/>
+                    <w:left w:type="dxa" w:w="120"/>
+                    <w:bottom w:type="dxa" w:w="60"/>
+                    <w:right w:type="dxa" w:w="120"/>
+                  </w:tcMar>
+                  <w:vAlign w:val="top"/>
+                </w:tcPr>
+                <w:p>
+                  <w:pPr>
+                    <w:keepNext w:val="false"/>
+                    <w:spacing w:after="40" w:before="0"/>
+                    <w:jc w:val="left"/>
+                  </w:pPr>
+                  <w:r>
+                    <w:rPr>
+                      <w:rFonts w:ascii="Arial" w:cs="Arial" w:eastAsia="Arial" w:hAnsi="Arial"/>
+                      <w:b w:val="false"/>
+                      <w:bCs w:val="false"/>
+                      <w:i w:val="false"/>
+                      <w:iCs w:val="false"/>
+                      <w:color w:val="000000"/>
+                      <w:sz w:val="18"/>
+                      <w:szCs w:val="18"/>
+                    </w:rPr>
+                    <w:t xml:space="preserve">1</w:t>
+                  </w:r>
+                </w:p>
+              </w:tc>
+              <w:tc>
+                <w:tcPr>
+                  <w:tcW w:type="dxa" w:w="3330"/>
+                  <w:shd w:fill="FFFFFF" w:color="auto" w:val="clear"/>
+                  <w:tcMar>
+                    <w:top w:type="dxa" w:w="60"/>
+                    <w:left w:type="dxa" w:w="120"/>
+                    <w:bottom w:type="dxa" w:w="60"/>
+                    <w:right w:type="dxa" w:w="120"/>
+                  </w:tcMar>
+                  <w:vAlign w:val="top"/>
+                </w:tcPr>
+                <w:p>
+                  <w:pPr>
+                    <w:keepNext w:val="false"/>
+                    <w:spacing w:after="40" w:before="0"/>
+                    <w:jc w:val="left"/>
+                  </w:pPr>
+                  <w:r>
+                    <w:rPr>
+                      <w:rFonts w:ascii="Arial" w:cs="Arial" w:eastAsia="Arial" w:hAnsi="Arial"/>
+                      <w:b w:val="false"/>
+                      <w:bCs w:val="false"/>
+                      <w:i w:val="false"/>
+                      <w:iCs w:val="false"/>
+                      <w:color w:val="000000"/>
+                      <w:sz w:val="18"/>
+                      <w:szCs w:val="18"/>
+                    </w:rPr>
+                    <w:t xml:space="preserve">22</w:t>
+                  </w:r>
+                </w:p>
+              </w:tc>
+              <w:tc>
+                <w:tcPr>
+                  <w:tcW w:type="dxa" w:w="3330"/>
+                  <w:shd w:fill="FFFFFF" w:color="auto" w:val="clear"/>
+                  <w:tcMar>
+                    <w:top w:type="dxa" w:w="60"/>
+                    <w:left w:type="dxa" w:w="120"/>
+                    <w:bottom w:type="dxa" w:w="60"/>
+                    <w:right w:type="dxa" w:w="120"/>
+                  </w:tcMar>
+                  <w:vAlign w:val="top"/>
+                </w:tcPr>
+                <w:p>
+                  <w:pPr>
+                    <w:keepNext w:val="false"/>
+                    <w:spacing w:after="40" w:before="0"/>
+                    <w:jc w:val="left"/>
+                  </w:pPr>
+                  <w:r>
+                    <w:rPr>
+                      <w:rFonts w:ascii="Arial" w:cs="Arial" w:eastAsia="Arial" w:hAnsi="Arial"/>
+                      <w:b w:val="false"/>
+                      <w:bCs w:val="false"/>
+                      <w:i w:val="false"/>
+                      <w:iCs w:val="false"/>
+                      <w:color w:val="000000"/>
+                      <w:sz w:val="18"/>
+                      <w:szCs w:val="18"/>
+                    </w:rPr>
+                    <w:t xml:space="preserve">21</w:t>
+                  </w:r>
+                </w:p>
+              </w:tc>
+              <w:tc>
+                <w:tcPr>
+                  <w:tcW w:type="dxa" w:w="3330"/>
+                  <w:shd w:fill="FFFFFF" w:color="auto" w:val="clear"/>
+                  <w:tcMar>
+                    <w:top w:type="dxa" w:w="60"/>
+                    <w:left w:type="dxa" w:w="120"/>
+                    <w:bottom w:type="dxa" w:w="60"/>
+                    <w:right w:type="dxa" w:w="120"/>
+                  </w:tcMar>
+                  <w:vAlign w:val="top"/>
+                </w:tcPr>
+                <w:p>
+                  <w:pPr>
+                    <w:keepNext w:val="false"/>
+                    <w:spacing w:after="40" w:before="0"/>
+                    <w:jc w:val="left"/>
+                  </w:pPr>
+                  <w:r>
+                    <w:rPr>
+                      <w:rFonts w:ascii="Arial" w:cs="Arial" w:eastAsia="Arial" w:hAnsi="Arial"/>
+                      <w:b w:val="false"/>
+                      <w:bCs w:val="false"/>
+                      <w:i w:val="false"/>
+                      <w:iCs w:val="false"/>
+                      <w:color w:val="000000"/>
+                      <w:sz w:val="18"/>
+                      <w:szCs w:val="18"/>
+                    </w:rPr>
+                    <w:t xml:space="preserve">20</w:t>
+                  </w:r>
+                </w:p>
+              </w:tc>
+            </w:tr>
+            <w:tr>
+              <w:tc>
+                <w:tcPr>
+                  <w:tcW w:type="dxa" w:w="3330"/>
+                  <w:shd w:fill="FFFFFF" w:color="auto" w:val="clear"/>
+                  <w:tcMar>
+                    <w:top w:type="dxa" w:w="60"/>
+                    <w:left w:type="dxa" w:w="120"/>
+                    <w:bottom w:type="dxa" w:w="60"/>
+                    <w:right w:type="dxa" w:w="120"/>
+                  </w:tcMar>
+                  <w:vAlign w:val="top"/>
+                </w:tcPr>
+                <w:p>
+                  <w:pPr>
+                    <w:keepNext w:val="false"/>
+                    <w:spacing w:after="40" w:before="0"/>
+                    <w:jc w:val="left"/>
+                  </w:pPr>
+                  <w:r>
+                    <w:rPr>
+                      <w:rFonts w:ascii="Arial" w:cs="Arial" w:eastAsia="Arial" w:hAnsi="Arial"/>
+                      <w:b w:val="false"/>
+                      <w:bCs w:val="false"/>
+                      <w:i w:val="false"/>
+                      <w:iCs w:val="false"/>
+                      <w:color w:val="000000"/>
+                      <w:sz w:val="18"/>
+                      <w:szCs w:val="18"/>
+                    </w:rPr>
+                    <w:t xml:space="preserve">2</w:t>
+                  </w:r>
+                </w:p>
+              </w:tc>
+              <w:tc>
+                <w:tcPr>
+                  <w:tcW w:type="dxa" w:w="3330"/>
+                  <w:shd w:fill="FFFFFF" w:color="auto" w:val="clear"/>
+                  <w:tcMar>
+                    <w:top w:type="dxa" w:w="60"/>
+                    <w:left w:type="dxa" w:w="120"/>
+                    <w:bottom w:type="dxa" w:w="60"/>
+                    <w:right w:type="dxa" w:w="120"/>
+                  </w:tcMar>
+                  <w:vAlign w:val="top"/>
+                </w:tcPr>
+                <w:p>
+                  <w:pPr>
+                    <w:keepNext w:val="false"/>
+                    <w:spacing w:after="40" w:before="0"/>
+                    <w:jc w:val="left"/>
+                  </w:pPr>
+                  <w:r>
+                    <w:rPr>
+                      <w:rFonts w:ascii="Arial" w:cs="Arial" w:eastAsia="Arial" w:hAnsi="Arial"/>
+                      <w:b w:val="false"/>
+                      <w:bCs w:val="false"/>
+                      <w:i w:val="false"/>
+                      <w:iCs w:val="false"/>
+                      <w:color w:val="000000"/>
+                      <w:sz w:val="18"/>
+                      <w:szCs w:val="18"/>
+                    </w:rPr>
+                    <w:t xml:space="preserve">24</w:t>
+                  </w:r>
+                </w:p>
+              </w:tc>
+              <w:tc>
+                <w:tcPr>
+                  <w:tcW w:type="dxa" w:w="3330"/>
+                  <w:shd w:fill="FFFFFF" w:color="auto" w:val="clear"/>
+                  <w:tcMar>
+                    <w:top w:type="dxa" w:w="60"/>
+                    <w:left w:type="dxa" w:w="120"/>
+                    <w:bottom w:type="dxa" w:w="60"/>
+                    <w:right w:type="dxa" w:w="120"/>
+                  </w:tcMar>
+                  <w:vAlign w:val="top"/>
+                </w:tcPr>
+                <w:p>
+                  <w:pPr>
+                    <w:keepNext w:val="false"/>
+                    <w:spacing w:after="40" w:before="0"/>
+                    <w:jc w:val="left"/>
+                  </w:pPr>
+                  <w:r>
+                    <w:rPr>
+                      <w:rFonts w:ascii="Arial" w:cs="Arial" w:eastAsia="Arial" w:hAnsi="Arial"/>
+                      <w:b w:val="false"/>
+                      <w:bCs w:val="false"/>
+                      <w:i w:val="false"/>
+                      <w:iCs w:val="false"/>
+                      <w:color w:val="000000"/>
+                      <w:sz w:val="18"/>
+                      <w:szCs w:val="18"/>
+                    </w:rPr>
+                    <w:t xml:space="preserve">44</w:t>
+                  </w:r>
+                </w:p>
+              </w:tc>
+              <w:tc>
+                <w:tcPr>
+                  <w:tcW w:type="dxa" w:w="3330"/>
+                  <w:shd w:fill="FFFFFF" w:color="auto" w:val="clear"/>
+                  <w:tcMar>
+                    <w:top w:type="dxa" w:w="60"/>
+                    <w:left w:type="dxa" w:w="120"/>
+                    <w:bottom w:type="dxa" w:w="60"/>
+                    <w:right w:type="dxa" w:w="120"/>
+                  </w:tcMar>
+                  <w:vAlign w:val="top"/>
+                </w:tcPr>
+                <w:p>
+                  <w:pPr>
+                    <w:keepNext w:val="false"/>
+                    <w:spacing w:after="40" w:before="0"/>
+                    <w:jc w:val="left"/>
+                  </w:pPr>
+                  <w:r>
+                    <w:rPr>
+                      <w:rFonts w:ascii="Arial" w:cs="Arial" w:eastAsia="Arial" w:hAnsi="Arial"/>
+                      <w:b w:val="false"/>
+                      <w:bCs w:val="false"/>
+                      <w:i w:val="false"/>
+                      <w:iCs w:val="false"/>
+                      <w:color w:val="000000"/>
+                      <w:sz w:val="18"/>
+                      <w:szCs w:val="18"/>
+                    </w:rPr>
+                    <w:t xml:space="preserve">40</w:t>
+                  </w:r>
+                </w:p>
+              </w:tc>
+            </w:tr>
+            <w:tr>
+              <w:tc>
+                <w:tcPr>
+                  <w:tcW w:type="dxa" w:w="3330"/>
+                  <w:shd w:fill="FFFFFF" w:color="auto" w:val="clear"/>
+                  <w:tcMar>
+                    <w:top w:type="dxa" w:w="60"/>
+                    <w:left w:type="dxa" w:w="120"/>
+                    <w:bottom w:type="dxa" w:w="60"/>
+                    <w:right w:type="dxa" w:w="120"/>
+                  </w:tcMar>
+                  <w:vAlign w:val="top"/>
+                </w:tcPr>
+                <w:p>
+                  <w:pPr>
+                    <w:keepNext w:val="false"/>
+                    <w:spacing w:after="40" w:before="0"/>
+                    <w:jc w:val="left"/>
+                  </w:pPr>
+                  <w:r>
+                    <w:rPr>
+                      <w:rFonts w:ascii="Arial" w:cs="Arial" w:eastAsia="Arial" w:hAnsi="Arial"/>
+                      <w:b w:val="false"/>
+                      <w:bCs w:val="false"/>
+                      <w:i w:val="false"/>
+                      <w:iCs w:val="false"/>
+                      <w:color w:val="000000"/>
+                      <w:sz w:val="18"/>
+                      <w:szCs w:val="18"/>
+                    </w:rPr>
+                    <w:t xml:space="preserve">3</w:t>
+                  </w:r>
+                </w:p>
+              </w:tc>
+              <w:tc>
+                <w:tcPr>
+                  <w:tcW w:type="dxa" w:w="3330"/>
+                  <w:shd w:fill="FFFFFF" w:color="auto" w:val="clear"/>
+                  <w:tcMar>
+                    <w:top w:type="dxa" w:w="60"/>
+                    <w:left w:type="dxa" w:w="120"/>
+                    <w:bottom w:type="dxa" w:w="60"/>
+                    <w:right w:type="dxa" w:w="120"/>
+                  </w:tcMar>
+                  <w:vAlign w:val="top"/>
+                </w:tcPr>
+                <w:p>
+                  <w:pPr>
+                    <w:keepNext w:val="false"/>
+                    <w:spacing w:after="40" w:before="0"/>
+                    <w:jc w:val="left"/>
+                  </w:pPr>
+                  <w:r>
+                    <w:rPr>
+                      <w:rFonts w:ascii="Arial" w:cs="Arial" w:eastAsia="Arial" w:hAnsi="Arial"/>
+                      <w:b w:val="false"/>
+                      <w:bCs w:val="false"/>
+                      <w:i w:val="false"/>
+                      <w:iCs w:val="false"/>
+                      <w:color w:val="000000"/>
+                      <w:sz w:val="18"/>
+                      <w:szCs w:val="18"/>
+                    </w:rPr>
+                    <w:t xml:space="preserve">26</w:t>
+                  </w:r>
+                </w:p>
+              </w:tc>
+              <w:tc>
+                <w:tcPr>
+                  <w:tcW w:type="dxa" w:w="3330"/>
+                  <w:shd w:fill="FFFFFF" w:color="auto" w:val="clear"/>
+                  <w:tcMar>
+                    <w:top w:type="dxa" w:w="60"/>
+                    <w:left w:type="dxa" w:w="120"/>
+                    <w:bottom w:type="dxa" w:w="60"/>
+                    <w:right w:type="dxa" w:w="120"/>
+                  </w:tcMar>
+                  <w:vAlign w:val="top"/>
+                </w:tcPr>
+                <w:p>
+                  <w:pPr>
+                    <w:keepNext w:val="false"/>
+                    <w:spacing w:after="40" w:before="0"/>
+                    <w:jc w:val="left"/>
+                  </w:pPr>
+                  <w:r>
+                    <w:rPr>
+                      <w:rFonts w:ascii="Arial" w:cs="Arial" w:eastAsia="Arial" w:hAnsi="Arial"/>
+                      <w:b w:val="false"/>
+                      <w:bCs w:val="false"/>
+                      <w:i w:val="false"/>
+                      <w:iCs w:val="false"/>
+                      <w:color w:val="000000"/>
+                      <w:sz w:val="18"/>
+                      <w:szCs w:val="18"/>
+                    </w:rPr>
+                    <w:t xml:space="preserve">69</w:t>
+                  </w:r>
+                </w:p>
+              </w:tc>
+              <w:tc>
+                <w:tcPr>
+                  <w:tcW w:type="dxa" w:w="3330"/>
+                  <w:shd w:fill="FFFFFF" w:color="auto" w:val="clear"/>
+                  <w:tcMar>
+                    <w:top w:type="dxa" w:w="60"/>
+                    <w:left w:type="dxa" w:w="120"/>
+                    <w:bottom w:type="dxa" w:w="60"/>
+                    <w:right w:type="dxa" w:w="120"/>
+                  </w:tcMar>
+                  <w:vAlign w:val="top"/>
+                </w:tcPr>
+                <w:p>
+                  <w:pPr>
+                    <w:keepNext w:val="false"/>
+                    <w:spacing w:after="40" w:before="0"/>
+                    <w:jc w:val="left"/>
+                  </w:pPr>
+                  <w:r>
+                    <w:rPr>
+                      <w:rFonts w:ascii="Arial" w:cs="Arial" w:eastAsia="Arial" w:hAnsi="Arial"/>
+                      <w:b w:val="false"/>
+                      <w:bCs w:val="false"/>
+                      <w:i w:val="false"/>
+                      <w:iCs w:val="false"/>
+                      <w:color w:val="000000"/>
+                      <w:sz w:val="18"/>
+                      <w:szCs w:val="18"/>
+                    </w:rPr>
+                    <w:t xml:space="preserve">60</w:t>
+                  </w:r>
+                </w:p>
+              </w:tc>
+            </w:tr>
+            <w:tr>
+              <w:tc>
+                <w:tcPr>
+                  <w:tcW w:type="dxa" w:w="3330"/>
+                  <w:shd w:fill="FFFFFF" w:color="auto" w:val="clear"/>
+                  <w:tcMar>
+                    <w:top w:type="dxa" w:w="60"/>
+                    <w:left w:type="dxa" w:w="120"/>
+                    <w:bottom w:type="dxa" w:w="60"/>
+                    <w:right w:type="dxa" w:w="120"/>
+                  </w:tcMar>
+                  <w:vAlign w:val="top"/>
+                </w:tcPr>
+                <w:p>
+                  <w:pPr>
+                    <w:keepNext w:val="false"/>
+                    <w:spacing w:after="40" w:before="0"/>
+                    <w:jc w:val="left"/>
+                  </w:pPr>
+                  <w:r>
+                    <w:rPr>
+                      <w:rFonts w:ascii="Arial" w:cs="Arial" w:eastAsia="Arial" w:hAnsi="Arial"/>
+                      <w:b w:val="false"/>
+                      <w:bCs w:val="false"/>
+                      <w:i w:val="false"/>
+                      <w:iCs w:val="false"/>
+                      <w:color w:val="000000"/>
+                      <w:sz w:val="18"/>
+                      <w:szCs w:val="18"/>
+                    </w:rPr>
+                    <w:t xml:space="preserve">4</w:t>
+                  </w:r>
+                </w:p>
+              </w:tc>
+              <w:tc>
+                <w:tcPr>
+                  <w:tcW w:type="dxa" w:w="3330"/>
+                  <w:shd w:fill="FFFFFF" w:color="auto" w:val="clear"/>
+                  <w:tcMar>
+                    <w:top w:type="dxa" w:w="60"/>
+                    <w:left w:type="dxa" w:w="120"/>
+                    <w:bottom w:type="dxa" w:w="60"/>
+                    <w:right w:type="dxa" w:w="120"/>
+                  </w:tcMar>
+                  <w:vAlign w:val="top"/>
+                </w:tcPr>
+                <w:p>
+                  <w:pPr>
+                    <w:keepNext w:val="false"/>
+                    <w:spacing w:after="40" w:before="0"/>
+                    <w:jc w:val="left"/>
+                  </w:pPr>
+                  <w:r>
+                    <w:rPr>
+                      <w:rFonts w:ascii="Arial" w:cs="Arial" w:eastAsia="Arial" w:hAnsi="Arial"/>
+                      <w:b w:val="false"/>
+                      <w:bCs w:val="false"/>
+                      <w:i w:val="false"/>
+                      <w:iCs w:val="false"/>
+                      <w:color w:val="000000"/>
+                      <w:sz w:val="18"/>
+                      <w:szCs w:val="18"/>
+                    </w:rPr>
+                    <w:t xml:space="preserve">28</w:t>
+                  </w:r>
+                </w:p>
+              </w:tc>
+              <w:tc>
+                <w:tcPr>
+                  <w:tcW w:type="dxa" w:w="3330"/>
+                  <w:shd w:fill="FFFFFF" w:color="auto" w:val="clear"/>
+                  <w:tcMar>
+                    <w:top w:type="dxa" w:w="60"/>
+                    <w:left w:type="dxa" w:w="120"/>
+                    <w:bottom w:type="dxa" w:w="60"/>
+                    <w:right w:type="dxa" w:w="120"/>
+                  </w:tcMar>
+                  <w:vAlign w:val="top"/>
+                </w:tcPr>
+                <w:p>
+                  <w:pPr>
+                    <w:keepNext w:val="false"/>
+                    <w:spacing w:after="40" w:before="0"/>
+                    <w:jc w:val="left"/>
+                  </w:pPr>
+                  <w:r>
+                    <w:rPr>
+                      <w:rFonts w:ascii="Arial" w:cs="Arial" w:eastAsia="Arial" w:hAnsi="Arial"/>
+                      <w:b w:val="false"/>
+                      <w:bCs w:val="false"/>
+                      <w:i w:val="false"/>
+                      <w:iCs w:val="false"/>
+                      <w:color w:val="000000"/>
+                      <w:sz w:val="18"/>
+                      <w:szCs w:val="18"/>
+                    </w:rPr>
+                    <w:t xml:space="preserve">96</w:t>
+                  </w:r>
+                </w:p>
+              </w:tc>
+              <w:tc>
+                <w:tcPr>
+                  <w:tcW w:type="dxa" w:w="3330"/>
+                  <w:shd w:fill="FFFFFF" w:color="auto" w:val="clear"/>
+                  <w:tcMar>
+                    <w:top w:type="dxa" w:w="60"/>
+                    <w:left w:type="dxa" w:w="120"/>
+                    <w:bottom w:type="dxa" w:w="60"/>
+                    <w:right w:type="dxa" w:w="120"/>
+                  </w:tcMar>
+                  <w:vAlign w:val="top"/>
+                </w:tcPr>
+                <w:p>
+                  <w:pPr>
+                    <w:keepNext w:val="false"/>
+                    <w:spacing w:after="40" w:before="0"/>
+                    <w:jc w:val="left"/>
+                  </w:pPr>
+                  <w:r>
+                    <w:rPr>
+                      <w:rFonts w:ascii="Arial" w:cs="Arial" w:eastAsia="Arial" w:hAnsi="Arial"/>
+                      <w:b w:val="false"/>
+                      <w:bCs w:val="false"/>
+                      <w:i w:val="false"/>
+                      <w:iCs w:val="false"/>
+                      <w:color w:val="000000"/>
+                      <w:sz w:val="18"/>
+                      <w:szCs w:val="18"/>
+                    </w:rPr>
+                    <w:t xml:space="preserve">80</w:t>
+                  </w:r>
+                </w:p>
+              </w:tc>
+            </w:tr>
+            <w:tr>
+              <w:tc>
+                <w:tcPr>
+                  <w:tcW w:type="dxa" w:w="3330"/>
+                  <w:shd w:fill="FFFFFF" w:color="auto" w:val="clear"/>
+                  <w:tcMar>
+                    <w:top w:type="dxa" w:w="60"/>
+                    <w:left w:type="dxa" w:w="120"/>
+                    <w:bottom w:type="dxa" w:w="60"/>
+                    <w:right w:type="dxa" w:w="120"/>
+                  </w:tcMar>
+                  <w:vAlign w:val="top"/>
+                </w:tcPr>
+                <w:p>
+                  <w:pPr>
+                    <w:keepNext w:val="false"/>
+                    <w:spacing w:after="40" w:before="0"/>
+                    <w:jc w:val="left"/>
+                  </w:pPr>
+                  <w:r>
+                    <w:rPr>
+                      <w:rFonts w:ascii="Arial" w:cs="Arial" w:eastAsia="Arial" w:hAnsi="Arial"/>
+                      <w:b w:val="false"/>
+                      <w:bCs w:val="false"/>
+                      <w:i w:val="false"/>
+                      <w:iCs w:val="false"/>
+                      <w:color w:val="000000"/>
+                      <w:sz w:val="18"/>
+                      <w:szCs w:val="18"/>
+                    </w:rPr>
+                    <w:t xml:space="preserve">5</w:t>
+                  </w:r>
+                </w:p>
+              </w:tc>
+              <w:tc>
+                <w:tcPr>
+                  <w:tcW w:type="dxa" w:w="3330"/>
+                  <w:shd w:fill="FFFFFF" w:color="auto" w:val="clear"/>
+                  <w:tcMar>
+                    <w:top w:type="dxa" w:w="60"/>
+                    <w:left w:type="dxa" w:w="120"/>
+                    <w:bottom w:type="dxa" w:w="60"/>
+                    <w:right w:type="dxa" w:w="120"/>
+                  </w:tcMar>
+                  <w:vAlign w:val="top"/>
+                </w:tcPr>
+                <w:p>
+                  <w:pPr>
+                    <w:keepNext w:val="false"/>
+                    <w:spacing w:after="40" w:before="0"/>
+                    <w:jc w:val="left"/>
+                  </w:pPr>
+                  <w:r>
+                    <w:rPr>
+                      <w:rFonts w:ascii="Arial" w:cs="Arial" w:eastAsia="Arial" w:hAnsi="Arial"/>
+                      <w:b w:val="false"/>
+                      <w:bCs w:val="false"/>
+                      <w:i w:val="false"/>
+                      <w:iCs w:val="false"/>
+                      <w:color w:val="000000"/>
+                      <w:sz w:val="18"/>
+                      <w:szCs w:val="18"/>
+                    </w:rPr>
+                    <w:t xml:space="preserve">30</w:t>
+                  </w:r>
+                </w:p>
+              </w:tc>
+              <w:tc>
+                <w:tcPr>
+                  <w:tcW w:type="dxa" w:w="3330"/>
+                  <w:shd w:fill="FFFFFF" w:color="auto" w:val="clear"/>
+                  <w:tcMar>
+                    <w:top w:type="dxa" w:w="60"/>
+                    <w:left w:type="dxa" w:w="120"/>
+                    <w:bottom w:type="dxa" w:w="60"/>
+                    <w:right w:type="dxa" w:w="120"/>
+                  </w:tcMar>
+                  <w:vAlign w:val="top"/>
+                </w:tcPr>
+                <w:p>
+                  <w:pPr>
+                    <w:keepNext w:val="false"/>
+                    <w:spacing w:after="40" w:before="0"/>
+                    <w:jc w:val="left"/>
+                  </w:pPr>
+                  <w:r>
+                    <w:rPr>
+                      <w:rFonts w:ascii="Arial" w:cs="Arial" w:eastAsia="Arial" w:hAnsi="Arial"/>
+                      <w:b w:val="false"/>
+                      <w:bCs w:val="false"/>
+                      <w:i w:val="false"/>
+                      <w:iCs w:val="false"/>
+                      <w:color w:val="000000"/>
+                      <w:sz w:val="18"/>
+                      <w:szCs w:val="18"/>
+                    </w:rPr>
+                    <w:t xml:space="preserve">125</w:t>
+                  </w:r>
+                </w:p>
+              </w:tc>
+              <w:tc>
+                <w:tcPr>
+                  <w:tcW w:type="dxa" w:w="3330"/>
+                  <w:shd w:fill="FFFFFF" w:color="auto" w:val="clear"/>
+                  <w:tcMar>
+                    <w:top w:type="dxa" w:w="60"/>
+                    <w:left w:type="dxa" w:w="120"/>
+                    <w:bottom w:type="dxa" w:w="60"/>
+                    <w:right w:type="dxa" w:w="120"/>
+                  </w:tcMar>
+                  <w:vAlign w:val="top"/>
+                </w:tcPr>
+                <w:p>
+                  <w:pPr>
+                    <w:keepNext w:val="false"/>
+                    <w:spacing w:after="40" w:before="0"/>
+                    <w:jc w:val="left"/>
+                  </w:pPr>
+                  <w:r>
+                    <w:rPr>
+                      <w:rFonts w:ascii="Arial" w:cs="Arial" w:eastAsia="Arial" w:hAnsi="Arial"/>
+                      <w:b w:val="false"/>
+                      <w:bCs w:val="false"/>
+                      <w:i w:val="false"/>
+                      <w:iCs w:val="false"/>
+                      <w:color w:val="000000"/>
+                      <w:sz w:val="18"/>
+                      <w:szCs w:val="18"/>
+                    </w:rPr>
+                    <w:t xml:space="preserve">100</w:t>
+                  </w:r>
+                </w:p>
+              </w:tc>
+            </w:tr>
+            <w:tr>
+              <w:tc>
+                <w:tcPr>
+                  <w:tcW w:type="dxa" w:w="3330"/>
+                  <w:shd w:fill="FFFFFF" w:color="auto" w:val="clear"/>
+                  <w:tcMar>
+                    <w:top w:type="dxa" w:w="60"/>
+                    <w:left w:type="dxa" w:w="120"/>
+                    <w:bottom w:type="dxa" w:w="60"/>
+                    <w:right w:type="dxa" w:w="120"/>
+                  </w:tcMar>
+                  <w:vAlign w:val="top"/>
+                </w:tcPr>
+                <w:p>
+                  <w:pPr>
+                    <w:keepNext w:val="false"/>
+                    <w:spacing w:after="40" w:before="0"/>
+                    <w:jc w:val="left"/>
+                  </w:pPr>
+                  <w:r>
+                    <w:rPr>
+                      <w:rFonts w:ascii="Arial" w:cs="Arial" w:eastAsia="Arial" w:hAnsi="Arial"/>
+                      <w:b w:val="false"/>
+                      <w:bCs w:val="false"/>
+                      <w:i w:val="false"/>
+                      <w:iCs w:val="false"/>
+                      <w:color w:val="000000"/>
+                      <w:sz w:val="18"/>
+                      <w:szCs w:val="18"/>
+                    </w:rPr>
+                    <w:t xml:space="preserve">6</w:t>
+                  </w:r>
+                </w:p>
+              </w:tc>
+              <w:tc>
+                <w:tcPr>
+                  <w:tcW w:type="dxa" w:w="3330"/>
+                  <w:shd w:fill="FFFFFF" w:color="auto" w:val="clear"/>
+                  <w:tcMar>
+                    <w:top w:type="dxa" w:w="60"/>
+                    <w:left w:type="dxa" w:w="120"/>
+                    <w:bottom w:type="dxa" w:w="60"/>
+                    <w:right w:type="dxa" w:w="120"/>
+                  </w:tcMar>
+                  <w:vAlign w:val="top"/>
+                </w:tcPr>
+                <w:p>
+                  <w:pPr>
+                    <w:keepNext w:val="false"/>
+                    <w:spacing w:after="40" w:before="0"/>
+                    <w:jc w:val="left"/>
+                  </w:pPr>
+                  <w:r>
+                    <w:rPr>
+                      <w:rFonts w:ascii="Arial" w:cs="Arial" w:eastAsia="Arial" w:hAnsi="Arial"/>
+                      <w:b w:val="false"/>
+                      <w:bCs w:val="false"/>
+                      <w:i w:val="false"/>
+                      <w:iCs w:val="false"/>
+                      <w:color w:val="000000"/>
+                      <w:sz w:val="18"/>
+                      <w:szCs w:val="18"/>
+                    </w:rPr>
+                    <w:t xml:space="preserve">30</w:t>
+                  </w:r>
+                </w:p>
+              </w:tc>
+              <w:tc>
+                <w:tcPr>
+                  <w:tcW w:type="dxa" w:w="3330"/>
+                  <w:shd w:fill="FFFFFF" w:color="auto" w:val="clear"/>
+                  <w:tcMar>
+                    <w:top w:type="dxa" w:w="60"/>
+                    <w:left w:type="dxa" w:w="120"/>
+                    <w:bottom w:type="dxa" w:w="60"/>
+                    <w:right w:type="dxa" w:w="120"/>
+                  </w:tcMar>
+                  <w:vAlign w:val="top"/>
+                </w:tcPr>
+                <w:p>
+                  <w:pPr>
+                    <w:keepNext w:val="false"/>
+                    <w:spacing w:after="40" w:before="0"/>
+                    <w:jc w:val="left"/>
+                  </w:pPr>
+                  <w:r>
+                    <w:rPr>
+                      <w:rFonts w:ascii="Arial" w:cs="Arial" w:eastAsia="Arial" w:hAnsi="Arial"/>
+                      <w:b w:val="false"/>
+                      <w:bCs w:val="false"/>
+                      <w:i w:val="false"/>
+                      <w:iCs w:val="false"/>
+                      <w:color w:val="000000"/>
+                      <w:sz w:val="18"/>
+                      <w:szCs w:val="18"/>
+                    </w:rPr>
+                    <w:t xml:space="preserve">155</w:t>
+                  </w:r>
+                </w:p>
+              </w:tc>
+              <w:tc>
+                <w:tcPr>
+                  <w:tcW w:type="dxa" w:w="3330"/>
+                  <w:shd w:fill="FFFFFF" w:color="auto" w:val="clear"/>
+                  <w:tcMar>
+                    <w:top w:type="dxa" w:w="60"/>
+                    <w:left w:type="dxa" w:w="120"/>
+                    <w:bottom w:type="dxa" w:w="60"/>
+                    <w:right w:type="dxa" w:w="120"/>
+                  </w:tcMar>
+                  <w:vAlign w:val="top"/>
+                </w:tcPr>
+                <w:p>
+                  <w:pPr>
+                    <w:keepNext w:val="false"/>
+                    <w:spacing w:after="40" w:before="0"/>
+                    <w:jc w:val="left"/>
+                  </w:pPr>
+                  <w:r>
+                    <w:rPr>
+                      <w:rFonts w:ascii="Arial" w:cs="Arial" w:eastAsia="Arial" w:hAnsi="Arial"/>
+                      <w:b w:val="false"/>
+                      <w:bCs w:val="false"/>
+                      <w:i w:val="false"/>
+                      <w:iCs w:val="false"/>
+                      <w:color w:val="000000"/>
+                      <w:sz w:val="18"/>
+                      <w:szCs w:val="18"/>
+                    </w:rPr>
+                    <w:t xml:space="preserve">120</w:t>
+                  </w:r>
+                </w:p>
+              </w:tc>
+            </w:tr>
+            <w:tr>
+              <w:tc>
+                <w:tcPr>
+                  <w:tcW w:type="dxa" w:w="3330"/>
+                  <w:shd w:fill="FFFFFF" w:color="auto" w:val="clear"/>
+                  <w:tcMar>
+                    <w:top w:type="dxa" w:w="60"/>
+                    <w:left w:type="dxa" w:w="120"/>
+                    <w:bottom w:type="dxa" w:w="60"/>
+                    <w:right w:type="dxa" w:w="120"/>
+                  </w:tcMar>
+                  <w:vAlign w:val="top"/>
+                </w:tcPr>
+                <w:p>
+                  <w:pPr>
+                    <w:keepNext w:val="false"/>
+                    <w:spacing w:after="40" w:before="0"/>
+                    <w:jc w:val="left"/>
+                  </w:pPr>
+                  <w:r>
+                    <w:rPr>
+                      <w:rFonts w:ascii="Arial" w:cs="Arial" w:eastAsia="Arial" w:hAnsi="Arial"/>
+                      <w:b w:val="false"/>
+                      <w:bCs w:val="false"/>
+                      <w:i w:val="false"/>
+                      <w:iCs w:val="false"/>
+                      <w:color w:val="000000"/>
+                      <w:sz w:val="18"/>
+                      <w:szCs w:val="18"/>
+                    </w:rPr>
+                    <w:t xml:space="preserve">7</w:t>
+                  </w:r>
+                </w:p>
+              </w:tc>
+              <w:tc>
+                <w:tcPr>
+                  <w:tcW w:type="dxa" w:w="3330"/>
+                  <w:shd w:fill="FFFFFF" w:color="auto" w:val="clear"/>
+                  <w:tcMar>
+                    <w:top w:type="dxa" w:w="60"/>
+                    <w:left w:type="dxa" w:w="120"/>
+                    <w:bottom w:type="dxa" w:w="60"/>
+                    <w:right w:type="dxa" w:w="120"/>
+                  </w:tcMar>
+                  <w:vAlign w:val="top"/>
+                </w:tcPr>
+                <w:p>
+                  <w:pPr>
+                    <w:keepNext w:val="false"/>
+                    <w:spacing w:after="40" w:before="0"/>
+                    <w:jc w:val="left"/>
+                  </w:pPr>
+                  <w:r>
+                    <w:rPr>
+                      <w:rFonts w:ascii="Arial" w:cs="Arial" w:eastAsia="Arial" w:hAnsi="Arial"/>
+                      <w:b w:val="false"/>
+                      <w:bCs w:val="false"/>
+                      <w:i w:val="false"/>
+                      <w:iCs w:val="false"/>
+                      <w:color w:val="000000"/>
+                      <w:sz w:val="18"/>
+                      <w:szCs w:val="18"/>
+                    </w:rPr>
+                    <w:t xml:space="preserve">30</w:t>
+                  </w:r>
+                </w:p>
+              </w:tc>
+              <w:tc>
+                <w:tcPr>
+                  <w:tcW w:type="dxa" w:w="3330"/>
+                  <w:shd w:fill="FFFFFF" w:color="auto" w:val="clear"/>
+                  <w:tcMar>
+                    <w:top w:type="dxa" w:w="60"/>
+                    <w:left w:type="dxa" w:w="120"/>
+                    <w:bottom w:type="dxa" w:w="60"/>
+                    <w:right w:type="dxa" w:w="120"/>
+                  </w:tcMar>
+                  <w:vAlign w:val="top"/>
+                </w:tcPr>
+                <w:p>
+                  <w:pPr>
+                    <w:keepNext w:val="false"/>
+                    <w:spacing w:after="40" w:before="0"/>
+                    <w:jc w:val="left"/>
+                  </w:pPr>
+                  <w:r>
+                    <w:rPr>
+                      <w:rFonts w:ascii="Arial" w:cs="Arial" w:eastAsia="Arial" w:hAnsi="Arial"/>
+                      <w:b w:val="false"/>
+                      <w:bCs w:val="false"/>
+                      <w:i w:val="false"/>
+                      <w:iCs w:val="false"/>
+                      <w:color w:val="000000"/>
+                      <w:sz w:val="18"/>
+                      <w:szCs w:val="18"/>
+                    </w:rPr>
+                    <w:t xml:space="preserve">185</w:t>
+                  </w:r>
+                </w:p>
+              </w:tc>
+              <w:tc>
+                <w:tcPr>
+                  <w:tcW w:type="dxa" w:w="3330"/>
+                  <w:shd w:fill="FFFFFF" w:color="auto" w:val="clear"/>
+                  <w:tcMar>
+                    <w:top w:type="dxa" w:w="60"/>
+                    <w:left w:type="dxa" w:w="120"/>
+                    <w:bottom w:type="dxa" w:w="60"/>
+                    <w:right w:type="dxa" w:w="120"/>
+                  </w:tcMar>
+                  <w:vAlign w:val="top"/>
+                </w:tcPr>
+                <w:p>
+                  <w:pPr>
+                    <w:keepNext w:val="false"/>
+                    <w:spacing w:after="40" w:before="0"/>
+                    <w:jc w:val="left"/>
+                  </w:pPr>
+                  <w:r>
+                    <w:rPr>
+                      <w:rFonts w:ascii="Arial" w:cs="Arial" w:eastAsia="Arial" w:hAnsi="Arial"/>
+                      <w:b w:val="false"/>
+                      <w:bCs w:val="false"/>
+                      <w:i w:val="false"/>
+                      <w:iCs w:val="false"/>
+                      <w:color w:val="000000"/>
+                      <w:sz w:val="18"/>
+                      <w:szCs w:val="18"/>
+                    </w:rPr>
+                    <w:t xml:space="preserve">140</w:t>
+                  </w:r>
+                </w:p>
+              </w:tc>
+            </w:tr>
+            <w:tr>
+              <w:tc>
+                <w:tcPr>
+                  <w:tcW w:type="dxa" w:w="3330"/>
+                  <w:shd w:fill="FFFFFF" w:color="auto" w:val="clear"/>
+                  <w:tcMar>
+                    <w:top w:type="dxa" w:w="60"/>
+                    <w:left w:type="dxa" w:w="120"/>
+                    <w:bottom w:type="dxa" w:w="60"/>
+                    <w:right w:type="dxa" w:w="120"/>
+                  </w:tcMar>
+                  <w:vAlign w:val="top"/>
+                </w:tcPr>
+                <w:p>
+                  <w:pPr>
+                    <w:keepNext w:val="false"/>
+                    <w:spacing w:after="40" w:before="0"/>
+                    <w:jc w:val="left"/>
+                  </w:pPr>
+                  <w:r>
+                    <w:rPr>
+                      <w:rFonts w:ascii="Arial" w:cs="Arial" w:eastAsia="Arial" w:hAnsi="Arial"/>
+                      <w:b w:val="false"/>
+                      <w:bCs w:val="false"/>
+                      <w:i w:val="false"/>
+                      <w:iCs w:val="false"/>
+                      <w:color w:val="000000"/>
+                      <w:sz w:val="18"/>
+                      <w:szCs w:val="18"/>
+                    </w:rPr>
+                    <w:t xml:space="preserve">7.5</w:t>
+                  </w:r>
+                </w:p>
+              </w:tc>
+              <w:tc>
+                <w:tcPr>
+                  <w:tcW w:type="dxa" w:w="3330"/>
+                  <w:shd w:fill="FFFFFF" w:color="auto" w:val="clear"/>
+                  <w:tcMar>
+                    <w:top w:type="dxa" w:w="60"/>
+                    <w:left w:type="dxa" w:w="120"/>
+                    <w:bottom w:type="dxa" w:w="60"/>
+                    <w:right w:type="dxa" w:w="120"/>
+                  </w:tcMar>
+                  <w:vAlign w:val="top"/>
+                </w:tcPr>
+                <w:p>
+                  <w:pPr>
+                    <w:keepNext w:val="false"/>
+                    <w:spacing w:after="40" w:before="0"/>
+                    <w:jc w:val="left"/>
+                  </w:pPr>
+                  <w:r>
+                    <w:rPr>
+                      <w:rFonts w:ascii="Arial" w:cs="Arial" w:eastAsia="Arial" w:hAnsi="Arial"/>
+                      <w:b w:val="false"/>
+                      <w:bCs w:val="false"/>
+                      <w:i w:val="false"/>
+                      <w:iCs w:val="false"/>
+                      <w:color w:val="000000"/>
+                      <w:sz w:val="18"/>
+                      <w:szCs w:val="18"/>
+                    </w:rPr>
+                    <w:t xml:space="preserve">30</w:t>
+                  </w:r>
+                </w:p>
+              </w:tc>
+              <w:tc>
+                <w:tcPr>
+                  <w:tcW w:type="dxa" w:w="3330"/>
+                  <w:shd w:fill="FFFFFF" w:color="auto" w:val="clear"/>
+                  <w:tcMar>
+                    <w:top w:type="dxa" w:w="60"/>
+                    <w:left w:type="dxa" w:w="120"/>
+                    <w:bottom w:type="dxa" w:w="60"/>
+                    <w:right w:type="dxa" w:w="120"/>
+                  </w:tcMar>
+                  <w:vAlign w:val="top"/>
+                </w:tcPr>
+                <w:p>
+                  <w:pPr>
+                    <w:keepNext w:val="false"/>
+                    <w:spacing w:after="40" w:before="0"/>
+                    <w:jc w:val="left"/>
+                  </w:pPr>
+                  <w:r>
+                    <w:rPr>
+                      <w:rFonts w:ascii="Arial" w:cs="Arial" w:eastAsia="Arial" w:hAnsi="Arial"/>
+                      <w:b w:val="false"/>
+                      <w:bCs w:val="false"/>
+                      <w:i w:val="false"/>
+                      <w:iCs w:val="false"/>
+                      <w:color w:val="000000"/>
+                      <w:sz w:val="18"/>
+                      <w:szCs w:val="18"/>
+                    </w:rPr>
+                    <w:t xml:space="preserve">200</w:t>
+                  </w:r>
+                </w:p>
+              </w:tc>
+              <w:tc>
+                <w:tcPr>
+                  <w:tcW w:type="dxa" w:w="3330"/>
+                  <w:shd w:fill="FFFFFF" w:color="auto" w:val="clear"/>
+                  <w:tcMar>
+                    <w:top w:type="dxa" w:w="60"/>
+                    <w:left w:type="dxa" w:w="120"/>
+                    <w:bottom w:type="dxa" w:w="60"/>
+                    <w:right w:type="dxa" w:w="120"/>
+                  </w:tcMar>
+                  <w:vAlign w:val="top"/>
+                </w:tcPr>
+                <w:p>
+                  <w:pPr>
+                    <w:keepNext w:val="false"/>
+                    <w:spacing w:after="40" w:before="0"/>
+                    <w:jc w:val="left"/>
+                  </w:pPr>
+                  <w:r>
+                    <w:rPr>
+                      <w:rFonts w:ascii="Arial" w:cs="Arial" w:eastAsia="Arial" w:hAnsi="Arial"/>
+                      <w:b w:val="false"/>
+                      <w:bCs w:val="false"/>
+                      <w:i w:val="false"/>
+                      <w:iCs w:val="false"/>
+                      <w:color w:val="000000"/>
+                      <w:sz w:val="18"/>
+                      <w:szCs w:val="18"/>
+                    </w:rPr>
+                    <w:t xml:space="preserve">150</w:t>
+                  </w:r>
+                </w:p>
+              </w:tc>
+            </w:tr>
+          </w:tbl>
+          <w:p>
+            <w:pPr>
+              <w:keepNext w:val="false"/>
+              <w:spacing w:after="60" w:before="0"/>
               <w:jc w:val="left"/>
             </w:pPr>
             <w:r>
@@ -262,12 +1630,13 @@
                 <w:sz w:val="18"/>
                 <w:szCs w:val="18"/>
               </w:rPr>
-              <w:t xml:space="preserve">| t (s) | v of B (m/s) | B distance (m) | A distance (m) |</w:t>
-            </w:r>
-          </w:p>
-          <w:p>
-            <w:pPr>
-              <w:spacing w:after="40" w:before="0"/>
+              <w:t xml:space="preserve"/>
+            </w:r>
+          </w:p>
+          <w:p>
+            <w:pPr>
+              <w:keepNext w:val="false"/>
+              <w:spacing w:after="60" w:before="0"/>
               <w:jc w:val="left"/>
             </w:pPr>
             <w:r>
@@ -281,178 +1650,7 @@
                 <w:sz w:val="18"/>
                 <w:szCs w:val="18"/>
               </w:rPr>
-              <w:t xml:space="preserve">| --- | --- | --- | --- |</w:t>
-            </w:r>
-          </w:p>
-          <w:p>
-            <w:pPr>
-              <w:spacing w:after="40" w:before="0"/>
-              <w:jc w:val="left"/>
-            </w:pPr>
-            <w:r>
-              <w:rPr>
-                <w:rFonts w:ascii="Arial" w:cs="Arial" w:eastAsia="Arial" w:hAnsi="Arial"/>
-                <w:b w:val="false"/>
-                <w:bCs w:val="false"/>
-                <w:i w:val="false"/>
-                <w:iCs w:val="false"/>
-                <w:color w:val="000000"/>
-                <w:sz w:val="18"/>
-                <w:szCs w:val="18"/>
-              </w:rPr>
-              <w:t xml:space="preserve">| 0 | 20 | 0 | 0 |</w:t>
-            </w:r>
-          </w:p>
-          <w:p>
-            <w:pPr>
-              <w:spacing w:after="40" w:before="0"/>
-              <w:jc w:val="left"/>
-            </w:pPr>
-            <w:r>
-              <w:rPr>
-                <w:rFonts w:ascii="Arial" w:cs="Arial" w:eastAsia="Arial" w:hAnsi="Arial"/>
-                <w:b w:val="false"/>
-                <w:bCs w:val="false"/>
-                <w:i w:val="false"/>
-                <w:iCs w:val="false"/>
-                <w:color w:val="000000"/>
-                <w:sz w:val="18"/>
-                <w:szCs w:val="18"/>
-              </w:rPr>
-              <w:t xml:space="preserve">| 1 | 22 | 21 | 20 |</w:t>
-            </w:r>
-          </w:p>
-          <w:p>
-            <w:pPr>
-              <w:spacing w:after="40" w:before="0"/>
-              <w:jc w:val="left"/>
-            </w:pPr>
-            <w:r>
-              <w:rPr>
-                <w:rFonts w:ascii="Arial" w:cs="Arial" w:eastAsia="Arial" w:hAnsi="Arial"/>
-                <w:b w:val="false"/>
-                <w:bCs w:val="false"/>
-                <w:i w:val="false"/>
-                <w:iCs w:val="false"/>
-                <w:color w:val="000000"/>
-                <w:sz w:val="18"/>
-                <w:szCs w:val="18"/>
-              </w:rPr>
-              <w:t xml:space="preserve">| 2 | 24 | 44 | 40 |</w:t>
-            </w:r>
-          </w:p>
-          <w:p>
-            <w:pPr>
-              <w:spacing w:after="40" w:before="0"/>
-              <w:jc w:val="left"/>
-            </w:pPr>
-            <w:r>
-              <w:rPr>
-                <w:rFonts w:ascii="Arial" w:cs="Arial" w:eastAsia="Arial" w:hAnsi="Arial"/>
-                <w:b w:val="false"/>
-                <w:bCs w:val="false"/>
-                <w:i w:val="false"/>
-                <w:iCs w:val="false"/>
-                <w:color w:val="000000"/>
-                <w:sz w:val="18"/>
-                <w:szCs w:val="18"/>
-              </w:rPr>
-              <w:t xml:space="preserve">| 3 | 26 | 69 | 60 |</w:t>
-            </w:r>
-          </w:p>
-          <w:p>
-            <w:pPr>
-              <w:spacing w:after="40" w:before="0"/>
-              <w:jc w:val="left"/>
-            </w:pPr>
-            <w:r>
-              <w:rPr>
-                <w:rFonts w:ascii="Arial" w:cs="Arial" w:eastAsia="Arial" w:hAnsi="Arial"/>
-                <w:b w:val="false"/>
-                <w:bCs w:val="false"/>
-                <w:i w:val="false"/>
-                <w:iCs w:val="false"/>
-                <w:color w:val="000000"/>
-                <w:sz w:val="18"/>
-                <w:szCs w:val="18"/>
-              </w:rPr>
-              <w:t xml:space="preserve">| 4 | 28 | 96 | 80 |</w:t>
-            </w:r>
-          </w:p>
-          <w:p>
-            <w:pPr>
-              <w:spacing w:after="40" w:before="0"/>
-              <w:jc w:val="left"/>
-            </w:pPr>
-            <w:r>
-              <w:rPr>
-                <w:rFonts w:ascii="Arial" w:cs="Arial" w:eastAsia="Arial" w:hAnsi="Arial"/>
-                <w:b w:val="false"/>
-                <w:bCs w:val="false"/>
-                <w:i w:val="false"/>
-                <w:iCs w:val="false"/>
-                <w:color w:val="000000"/>
-                <w:sz w:val="18"/>
-                <w:szCs w:val="18"/>
-              </w:rPr>
-              <w:t xml:space="preserve">| 5 | 30 | 125 | 100 |</w:t>
-            </w:r>
-          </w:p>
-          <w:p>
-            <w:pPr>
-              <w:spacing w:after="40" w:before="0"/>
-              <w:jc w:val="left"/>
-            </w:pPr>
-            <w:r>
-              <w:rPr>
-                <w:rFonts w:ascii="Arial" w:cs="Arial" w:eastAsia="Arial" w:hAnsi="Arial"/>
-                <w:b w:val="false"/>
-                <w:bCs w:val="false"/>
-                <w:i w:val="false"/>
-                <w:iCs w:val="false"/>
-                <w:color w:val="000000"/>
-                <w:sz w:val="18"/>
-                <w:szCs w:val="18"/>
-              </w:rPr>
-              <w:t xml:space="preserve">| 6 | 30 | 155 | 120 |</w:t>
-            </w:r>
-          </w:p>
-          <w:p>
-            <w:pPr>
-              <w:spacing w:after="40" w:before="0"/>
-              <w:jc w:val="left"/>
-            </w:pPr>
-            <w:r>
-              <w:rPr>
-                <w:rFonts w:ascii="Arial" w:cs="Arial" w:eastAsia="Arial" w:hAnsi="Arial"/>
-                <w:b w:val="false"/>
-                <w:bCs w:val="false"/>
-                <w:i w:val="false"/>
-                <w:iCs w:val="false"/>
-                <w:color w:val="000000"/>
-                <w:sz w:val="18"/>
-                <w:szCs w:val="18"/>
-              </w:rPr>
-              <w:t xml:space="preserve">| 7 | 30 | 185 | 140 |</w:t>
-            </w:r>
-          </w:p>
-          <w:p>
-            <w:pPr>
-              <w:spacing w:after="40" w:before="0"/>
-              <w:jc w:val="left"/>
-            </w:pPr>
-            <w:r>
-              <w:rPr>
-                <w:rFonts w:ascii="Arial" w:cs="Arial" w:eastAsia="Arial" w:hAnsi="Arial"/>
-                <w:b w:val="false"/>
-                <w:bCs w:val="false"/>
-                <w:i w:val="false"/>
-                <w:iCs w:val="false"/>
-                <w:color w:val="000000"/>
-                <w:sz w:val="18"/>
-                <w:szCs w:val="18"/>
-              </w:rPr>
-              <w:t xml:space="preserve">| 7.5 | 30 | 200 | 150 |</w:t>
+              <w:t xml:space="preserve"/>
             </w:r>
           </w:p>
         </w:tc>
@@ -499,6 +1697,7 @@
           </w:tcPr>
           <w:p>
             <w:pPr>
+              <w:keepNext/>
               <w:spacing w:after="40" w:before="0"/>
               <w:jc w:val="center"/>
             </w:pPr>
@@ -533,6 +1732,7 @@
           </w:tcPr>
           <w:p>
             <w:pPr>
+              <w:keepNext w:val="false"/>
               <w:spacing w:after="40" w:before="0"/>
               <w:jc w:val="left"/>
             </w:pPr>
@@ -565,6 +1765,7 @@
           </w:tcPr>
           <w:p>
             <w:pPr>
+              <w:keepNext w:val="false"/>
               <w:spacing w:after="40" w:before="0"/>
               <w:jc w:val="left"/>
             </w:pPr>
@@ -626,6 +1827,7 @@
           </w:tcPr>
           <w:p>
             <w:pPr>
+              <w:keepNext/>
               <w:spacing w:after="40" w:before="0"/>
               <w:jc w:val="center"/>
             </w:pPr>
@@ -660,6 +1862,7 @@
           </w:tcPr>
           <w:p>
             <w:pPr>
+              <w:keepNext w:val="false"/>
               <w:spacing w:after="40" w:before="0"/>
               <w:jc w:val="left"/>
             </w:pPr>
@@ -692,6 +1895,7 @@
           </w:tcPr>
           <w:p>
             <w:pPr>
+              <w:keepNext w:val="false"/>
               <w:spacing w:after="40" w:before="0"/>
               <w:jc w:val="left"/>
             </w:pPr>
@@ -753,6 +1957,7 @@
           </w:tcPr>
           <w:p>
             <w:pPr>
+              <w:keepNext/>
               <w:spacing w:after="40" w:before="0"/>
               <w:jc w:val="center"/>
             </w:pPr>
@@ -787,6 +1992,7 @@
           </w:tcPr>
           <w:p>
             <w:pPr>
+              <w:keepNext w:val="false"/>
               <w:spacing w:after="40" w:before="0"/>
               <w:jc w:val="left"/>
             </w:pPr>
@@ -819,6 +2025,7 @@
           </w:tcPr>
           <w:p>
             <w:pPr>
+              <w:keepNext w:val="false"/>
               <w:spacing w:after="40" w:before="0"/>
               <w:jc w:val="left"/>
             </w:pPr>
@@ -880,6 +2087,7 @@
           </w:tcPr>
           <w:p>
             <w:pPr>
+              <w:keepNext/>
               <w:spacing w:after="40" w:before="0"/>
               <w:jc w:val="center"/>
             </w:pPr>
@@ -914,6 +2122,7 @@
           </w:tcPr>
           <w:p>
             <w:pPr>
+              <w:keepNext w:val="false"/>
               <w:spacing w:after="40" w:before="0"/>
               <w:jc w:val="left"/>
             </w:pPr>
@@ -946,6 +2155,7 @@
           </w:tcPr>
           <w:p>
             <w:pPr>
+              <w:keepNext w:val="false"/>
               <w:spacing w:after="40" w:before="0"/>
               <w:jc w:val="left"/>
             </w:pPr>
@@ -1007,6 +2217,7 @@
           </w:tcPr>
           <w:p>
             <w:pPr>
+              <w:keepNext/>
               <w:spacing w:after="40" w:before="0"/>
               <w:jc w:val="center"/>
             </w:pPr>
@@ -1041,6 +2252,7 @@
           </w:tcPr>
           <w:p>
             <w:pPr>
+              <w:keepNext w:val="false"/>
               <w:spacing w:after="40" w:before="0"/>
               <w:jc w:val="left"/>
             </w:pPr>
@@ -1073,6 +2285,7 @@
           </w:tcPr>
           <w:p>
             <w:pPr>
+              <w:keepNext w:val="false"/>
               <w:spacing w:after="40" w:before="0"/>
               <w:jc w:val="left"/>
             </w:pPr>
@@ -1136,6 +2349,7 @@
           </w:tcPr>
           <w:p>
             <w:pPr>
+              <w:keepNext w:val="false"/>
               <w:spacing w:after="40" w:before="0"/>
               <w:jc w:val="center"/>
             </w:pPr>
@@ -1170,6 +2384,7 @@
           </w:tcPr>
           <w:p>
             <w:pPr>
+              <w:keepNext w:val="false"/>
               <w:spacing w:after="40" w:before="0"/>
               <w:jc w:val="left"/>
             </w:pPr>
@@ -1202,6 +2417,7 @@
           </w:tcPr>
           <w:p>
             <w:pPr>
+              <w:keepNext w:val="false"/>
               <w:spacing w:after="40" w:before="0"/>
               <w:jc w:val="left"/>
             </w:pPr>
@@ -1234,6 +2450,7 @@
           </w:tcPr>
           <w:p>
             <w:pPr>
+              <w:keepNext w:val="false"/>
               <w:spacing w:after="40" w:before="0"/>
               <w:jc w:val="left"/>
             </w:pPr>
@@ -1266,6 +2483,7 @@
           </w:tcPr>
           <w:p>
             <w:pPr>
+              <w:keepNext w:val="false"/>
               <w:spacing w:after="40" w:before="0"/>
               <w:jc w:val="left"/>
             </w:pPr>
@@ -1300,6 +2518,7 @@
           </w:tcPr>
           <w:p>
             <w:pPr>
+              <w:keepNext w:val="false"/>
               <w:spacing w:after="40" w:before="0"/>
               <w:jc w:val="left"/>
             </w:pPr>
@@ -1332,6 +2551,7 @@
           </w:tcPr>
           <w:p>
             <w:pPr>
+              <w:keepNext w:val="false"/>
               <w:spacing w:after="40" w:before="0"/>
               <w:jc w:val="left"/>
             </w:pPr>
@@ -1364,6 +2584,7 @@
           </w:tcPr>
           <w:p>
             <w:pPr>
+              <w:keepNext w:val="false"/>
               <w:spacing w:after="40" w:before="0"/>
               <w:jc w:val="left"/>
             </w:pPr>
@@ -1396,6 +2617,7 @@
           </w:tcPr>
           <w:p>
             <w:pPr>
+              <w:keepNext w:val="false"/>
               <w:spacing w:after="40" w:before="0"/>
               <w:jc w:val="left"/>
             </w:pPr>
@@ -1430,6 +2652,7 @@
           </w:tcPr>
           <w:p>
             <w:pPr>
+              <w:keepNext w:val="false"/>
               <w:spacing w:after="40" w:before="0"/>
               <w:jc w:val="left"/>
             </w:pPr>
@@ -1462,6 +2685,7 @@
           </w:tcPr>
           <w:p>
             <w:pPr>
+              <w:keepNext w:val="false"/>
               <w:spacing w:after="40" w:before="0"/>
               <w:jc w:val="left"/>
             </w:pPr>
@@ -1494,6 +2718,7 @@
           </w:tcPr>
           <w:p>
             <w:pPr>
+              <w:keepNext w:val="false"/>
               <w:spacing w:after="40" w:before="0"/>
               <w:jc w:val="left"/>
             </w:pPr>
@@ -1526,6 +2751,7 @@
           </w:tcPr>
           <w:p>
             <w:pPr>
+              <w:keepNext w:val="false"/>
               <w:spacing w:after="40" w:before="0"/>
               <w:jc w:val="left"/>
             </w:pPr>
@@ -1560,6 +2786,7 @@
           </w:tcPr>
           <w:p>
             <w:pPr>
+              <w:keepNext w:val="false"/>
               <w:spacing w:after="40" w:before="0"/>
               <w:jc w:val="left"/>
             </w:pPr>
@@ -1592,6 +2819,7 @@
           </w:tcPr>
           <w:p>
             <w:pPr>
+              <w:keepNext w:val="false"/>
               <w:spacing w:after="40" w:before="0"/>
               <w:jc w:val="left"/>
             </w:pPr>
@@ -1624,6 +2852,7 @@
           </w:tcPr>
           <w:p>
             <w:pPr>
+              <w:keepNext w:val="false"/>
               <w:spacing w:after="40" w:before="0"/>
               <w:jc w:val="left"/>
             </w:pPr>
@@ -1656,6 +2885,7 @@
           </w:tcPr>
           <w:p>
             <w:pPr>
+              <w:keepNext w:val="false"/>
               <w:spacing w:after="40" w:before="0"/>
               <w:jc w:val="left"/>
             </w:pPr>
@@ -1690,6 +2920,7 @@
           </w:tcPr>
           <w:p>
             <w:pPr>
+              <w:keepNext w:val="false"/>
               <w:spacing w:after="40" w:before="0"/>
               <w:jc w:val="left"/>
             </w:pPr>
@@ -1722,6 +2953,7 @@
           </w:tcPr>
           <w:p>
             <w:pPr>
+              <w:keepNext w:val="false"/>
               <w:spacing w:after="40" w:before="0"/>
               <w:jc w:val="left"/>
             </w:pPr>
@@ -1754,6 +2986,7 @@
           </w:tcPr>
           <w:p>
             <w:pPr>
+              <w:keepNext w:val="false"/>
               <w:spacing w:after="40" w:before="0"/>
               <w:jc w:val="left"/>
             </w:pPr>
@@ -1786,6 +3019,7 @@
           </w:tcPr>
           <w:p>
             <w:pPr>
+              <w:keepNext w:val="false"/>
               <w:spacing w:after="40" w:before="0"/>
               <w:jc w:val="left"/>
             </w:pPr>
@@ -1820,6 +3054,7 @@
           </w:tcPr>
           <w:p>
             <w:pPr>
+              <w:keepNext w:val="false"/>
               <w:spacing w:after="40" w:before="0"/>
               <w:jc w:val="left"/>
             </w:pPr>
@@ -1852,6 +3087,7 @@
           </w:tcPr>
           <w:p>
             <w:pPr>
+              <w:keepNext w:val="false"/>
               <w:spacing w:after="40" w:before="0"/>
               <w:jc w:val="left"/>
             </w:pPr>
@@ -1884,6 +3120,7 @@
           </w:tcPr>
           <w:p>
             <w:pPr>
+              <w:keepNext w:val="false"/>
               <w:spacing w:after="40" w:before="0"/>
               <w:jc w:val="left"/>
             </w:pPr>
@@ -1916,6 +3153,7 @@
           </w:tcPr>
           <w:p>
             <w:pPr>
+              <w:keepNext w:val="false"/>
               <w:spacing w:after="40" w:before="0"/>
               <w:jc w:val="left"/>
             </w:pPr>
@@ -2054,7 +3292,7 @@
         </w:rPr>
         <w:t xml:space="preserve">© 2026 SeaVuria and ARES. This work is licensed under a </w:t>
       </w:r>
-      <w:hyperlink w:history="1" r:id="rIdlt2bj2cm20bjxpcc7f4iv">
+      <w:hyperlink w:history="1" r:id="rIdwai-2lkv2vgadube51wbf">
         <w:r>
           <w:rPr>
             <w:rFonts w:ascii="Arial" w:cs="Arial" w:eastAsia="Arial" w:hAnsi="Arial"/>
@@ -2074,7 +3312,7 @@
         </w:rPr>
         <w:t xml:space="preserve"> (</w:t>
       </w:r>
-      <w:hyperlink w:history="1" r:id="rIdzpsycxkb36y-hhqum5qjv">
+      <w:hyperlink w:history="1" r:id="rIde19b_vu40lposjz4msfrl">
         <w:r>
           <w:rPr>
             <w:rFonts w:ascii="Arial" w:cs="Arial" w:eastAsia="Arial" w:hAnsi="Arial"/>
@@ -2094,7 +3332,7 @@
         </w:rPr>
         <w:t xml:space="preserve">). To view a copy of this license, visit </w:t>
       </w:r>
-      <w:hyperlink w:history="1" r:id="rIdhvb4nyu8aq-fwmmcmmkqs">
+      <w:hyperlink w:history="1" r:id="rIddgxhxypph6ystsxxycfsc">
         <w:r>
           <w:rPr>
             <w:rFonts w:ascii="Arial" w:cs="Arial" w:eastAsia="Arial" w:hAnsi="Arial"/>

--- a/data/outputs/v2/Maths/SS3.4_Linear_Motion/Mathematics_Linear_Motion_FinalExplanation_TeacherKey.docx
+++ b/data/outputs/v2/Maths/SS3.4_Linear_Motion/Mathematics_Linear_Motion_FinalExplanation_TeacherKey.docx
@@ -3292,7 +3292,7 @@
         </w:rPr>
         <w:t xml:space="preserve">© 2026 SeaVuria and ARES. This work is licensed under a </w:t>
       </w:r>
-      <w:hyperlink w:history="1" r:id="rIdwai-2lkv2vgadube51wbf">
+      <w:hyperlink w:history="1" r:id="rIdjfsjd4spjmyhfuu6jqb3u">
         <w:r>
           <w:rPr>
             <w:rFonts w:ascii="Arial" w:cs="Arial" w:eastAsia="Arial" w:hAnsi="Arial"/>
@@ -3312,7 +3312,7 @@
         </w:rPr>
         <w:t xml:space="preserve"> (</w:t>
       </w:r>
-      <w:hyperlink w:history="1" r:id="rIde19b_vu40lposjz4msfrl">
+      <w:hyperlink w:history="1" r:id="rIddqx5uheqixd-y0l5pynkx">
         <w:r>
           <w:rPr>
             <w:rFonts w:ascii="Arial" w:cs="Arial" w:eastAsia="Arial" w:hAnsi="Arial"/>
@@ -3332,7 +3332,7 @@
         </w:rPr>
         <w:t xml:space="preserve">). To view a copy of this license, visit </w:t>
       </w:r>
-      <w:hyperlink w:history="1" r:id="rIddgxhxypph6ystsxxycfsc">
+      <w:hyperlink w:history="1" r:id="rIdnyopc5c-bemeogygjygyg">
         <w:r>
           <w:rPr>
             <w:rFonts w:ascii="Arial" w:cs="Arial" w:eastAsia="Arial" w:hAnsi="Arial"/>
